--- a/uploads/Sriha_Updated Resume.docx
+++ b/uploads/Sriha_Updated Resume.docx
@@ -7,6 +7,7 @@
         <w:spacing w:line="252" w:lineRule="auto"/>
         <w:jc w:val="left"/>
         <w:rPr>
+          <w:rFonts w:ascii="Times New Roman" w:eastAsia="Calibri" w:hAnsi="Times New Roman" w:cs="Times New Roman"/>
           <w:b/>
           <w:sz w:val="22"/>
           <w:szCs w:val="22"/>
@@ -211,6 +212,7 @@
           <w:rPr>
             <w:rFonts w:ascii="Times New Roman" w:hAnsi="Times New Roman" w:cs="Times New Roman"/>
             <w:b/>
+            <w:bCs/>
             <w:color w:val="202124"/>
             <w:sz w:val="22"/>
             <w:szCs w:val="22"/>
@@ -221,7 +223,6 @@
         <w:r>
           <w:rPr>
             <w:rFonts w:ascii="Times New Roman" w:eastAsia="Calibri" w:hAnsi="Times New Roman" w:cs="Times New Roman"/>
-            <w:b/>
             <w:sz w:val="22"/>
             <w:szCs w:val="22"/>
             <w:lang w:bidi="ar"/>
@@ -249,66 +250,57 @@
           </w:rPr>
           <w:t xml:space="preserve"> </w:t>
         </w:r>
+        <w:hyperlink r:id="rId5" w:history="1">
+          <w:r>
+            <w:rPr>
+              <w:rStyle w:val="Hyperlink"/>
+              <w:rFonts w:ascii="Times New Roman" w:eastAsia="Calibri" w:hAnsi="Times New Roman" w:cs="Times New Roman"/>
+              <w:b/>
+              <w:sz w:val="22"/>
+              <w:szCs w:val="22"/>
+              <w:u w:val="none"/>
+              <w:lang w:bidi="ar"/>
+            </w:rPr>
+            <w:t>srihareddye@gmail.com</w:t>
+          </w:r>
+        </w:hyperlink>
         <w:r>
           <w:rPr>
-            <w:b/>
+            <w:rFonts w:ascii="Times New Roman" w:hAnsi="Times New Roman" w:cs="Times New Roman"/>
             <w:sz w:val="22"/>
             <w:szCs w:val="22"/>
           </w:rPr>
-          <w:t>srihareddyettireddy@gmail.com</w:t>
+          <w:t>‬</w:t>
+        </w:r>
+        <w:r>
+          <w:rPr>
+            <w:rFonts w:ascii="Times New Roman" w:hAnsi="Times New Roman" w:cs="Times New Roman"/>
+            <w:sz w:val="22"/>
+            <w:szCs w:val="22"/>
+          </w:rPr>
+          <w:t>‬</w:t>
+        </w:r>
+        <w:r>
+          <w:rPr>
+            <w:rFonts w:ascii="Times New Roman" w:hAnsi="Times New Roman" w:cs="Times New Roman"/>
+            <w:sz w:val="22"/>
+            <w:szCs w:val="22"/>
+          </w:rPr>
+          <w:t>‬</w:t>
+        </w:r>
+        <w:r>
+          <w:t>‬</w:t>
+        </w:r>
+        <w:r>
+          <w:t>‬</w:t>
+        </w:r>
+        <w:r>
+          <w:t>‬</w:t>
         </w:r>
       </w:dir>
     </w:p>
     <w:p>
       <w:pPr>
-        <w:spacing w:line="252" w:lineRule="auto"/>
-        <w:jc w:val="left"/>
-        <w:rPr>
-          <w:rFonts w:ascii="Times New Roman" w:eastAsia="Calibri" w:hAnsi="Times New Roman" w:cs="Times New Roman"/>
-          <w:b/>
-          <w:sz w:val="22"/>
-          <w:szCs w:val="22"/>
-        </w:rPr>
-      </w:pPr>
-      <w:r>
-        <w:rPr>
-          <w:rFonts w:ascii="Times New Roman" w:hAnsi="Times New Roman" w:cs="Times New Roman"/>
-          <w:sz w:val="22"/>
-          <w:szCs w:val="22"/>
-        </w:rPr>
-        <w:t>‬</w:t>
-      </w:r>
-      <w:r>
-        <w:rPr>
-          <w:rFonts w:ascii="Times New Roman" w:hAnsi="Times New Roman" w:cs="Times New Roman"/>
-          <w:sz w:val="22"/>
-          <w:szCs w:val="22"/>
-        </w:rPr>
-        <w:t>‬</w:t>
-      </w:r>
-      <w:r>
-        <w:rPr>
-          <w:rFonts w:ascii="Times New Roman" w:hAnsi="Times New Roman" w:cs="Times New Roman"/>
-          <w:sz w:val="22"/>
-          <w:szCs w:val="22"/>
-        </w:rPr>
-        <w:t>‬</w:t>
-      </w:r>
-      <w:r>
-        <w:t>‬</w:t>
-      </w:r>
-      <w:r>
-        <w:t>‬</w:t>
-      </w:r>
-      <w:r>
-        <w:t>‬</w:t>
-      </w:r>
-      <w:r>
-        <w:t>‬</w:t>
-      </w:r>
-    </w:p>
-    <w:p>
-      <w:pPr>
         <w:spacing w:after="130" w:line="252" w:lineRule="auto"/>
         <w:jc w:val="left"/>
         <w:rPr>
@@ -739,8 +731,35 @@
           <w:rFonts w:ascii="Times New Roman" w:hAnsi="Times New Roman"/>
           <w:bCs/>
         </w:rPr>
+        <w:t>Expert in evaluation and prompt optimization, leveraging LangSmith, PromptLayer, BLEU/ROUGE scoring, and custom grounding checks to improve reliability and reduce hallucinations.</w:t>
+      </w:r>
+    </w:p>
+    <w:p>
+      <w:pPr>
+        <w:pStyle w:val="ListParagraph"/>
+        <w:numPr>
+          <w:ilvl w:val="0"/>
+          <w:numId w:val="32"/>
+        </w:numPr>
+        <w:spacing w:beforeLines="50" w:before="120" w:afterLines="20" w:after="48"/>
+        <w:jc w:val="left"/>
+        <w:outlineLvl w:val="1"/>
+        <w:rPr>
+          <w:rFonts w:ascii="Times New Roman" w:hAnsi="Times New Roman" w:cs="Times New Roman"/>
+          <w:bCs/>
+          <w:sz w:val="22"/>
+          <w:szCs w:val="22"/>
+        </w:rPr>
+      </w:pPr>
+      <w:r>
+        <w:rPr>
+          <w:rFonts w:ascii="Times New Roman" w:hAnsi="Times New Roman" w:cs="Times New Roman"/>
+          <w:bCs/>
+          <w:sz w:val="22"/>
+          <w:szCs w:val="22"/>
+        </w:rPr>
         <w:lastRenderedPageBreak/>
-        <w:t>Expert in evaluation and prompt optimization, leveraging LangSmith, PromptLayer, BLEU/ROUGE scoring, and custom grounding checks to improve reliability and reduce hallucinations.</w:t>
+        <w:t>Builds scalable LLM microservices using FastAPI/Flask, Docker, Kubernetes, and Ray Serve, supporting research-to-production deployment of multi-agent and RAG systems.</w:t>
       </w:r>
     </w:p>
     <w:p>
@@ -767,7 +786,7 @@
           <w:sz w:val="22"/>
           <w:szCs w:val="22"/>
         </w:rPr>
-        <w:t>Builds scalable LLM microservices using FastAPI/Flask, Docker, Kubernetes, and Ray Serve, supporting research-to-production deployment of multi-agent and RAG systems.</w:t>
+        <w:t>Experienced implementing full ML Ops and LLM Ops workflows using SageMaker, Azure ML, Vertex AI, and Databricks, with automated training, drift monitoring, and LangGraph/LangSmith analysis.</w:t>
       </w:r>
     </w:p>
     <w:p>
@@ -794,7 +813,7 @@
           <w:sz w:val="22"/>
           <w:szCs w:val="22"/>
         </w:rPr>
-        <w:t>Experienced implementing full ML Ops and LLM Ops workflows using SageMaker, Azure ML, Vertex AI, and Databricks, with automated training, drift monitoring, and LangGraph/LangSmith analysis.</w:t>
+        <w:t>Strong foundation in data engineering, analytics, and statistical machine learning, including SQL preprocessing, text normalization, ETL pipelines, and Snowflake/Delta Lake–based quality and lineage workflows.</w:t>
       </w:r>
     </w:p>
     <w:p>
@@ -808,12 +827,890 @@
         <w:jc w:val="left"/>
         <w:outlineLvl w:val="1"/>
         <w:rPr>
+          <w:rFonts w:ascii="Times New Roman" w:eastAsia="Times New Roman" w:hAnsi="Times New Roman" w:cs="Times New Roman"/>
+          <w:bCs/>
+          <w:sz w:val="22"/>
+          <w:szCs w:val="22"/>
+          <w:u w:val="single"/>
+          <w:lang w:bidi="ar"/>
+        </w:rPr>
+      </w:pPr>
+      <w:r>
+        <w:rPr>
           <w:rFonts w:ascii="Times New Roman" w:hAnsi="Times New Roman" w:cs="Times New Roman"/>
           <w:bCs/>
           <w:sz w:val="22"/>
           <w:szCs w:val="22"/>
         </w:rPr>
-      </w:pPr>
+        <w:t xml:space="preserve">Known for delivering measurable improvements including 40% latency reduction, 30% accuracy gains, </w:t>
+      </w:r>
+    </w:p>
+    <w:p>
+      <w:pPr>
+        <w:spacing w:beforeLines="50" w:before="120" w:afterLines="20" w:after="48"/>
+        <w:jc w:val="left"/>
+        <w:outlineLvl w:val="1"/>
+        <w:rPr>
+          <w:rFonts w:ascii="Times New Roman" w:eastAsia="Times New Roman" w:hAnsi="Times New Roman" w:cs="Times New Roman"/>
+          <w:b/>
+          <w:sz w:val="22"/>
+          <w:szCs w:val="22"/>
+          <w:u w:val="single"/>
+        </w:rPr>
+      </w:pPr>
+      <w:r>
+        <w:rPr>
+          <w:rFonts w:ascii="Times New Roman" w:eastAsia="Times New Roman" w:hAnsi="Times New Roman" w:cs="Times New Roman"/>
+          <w:b/>
+          <w:sz w:val="22"/>
+          <w:szCs w:val="22"/>
+          <w:u w:val="single"/>
+          <w:lang w:bidi="ar"/>
+        </w:rPr>
+        <w:t>TECHNICAL SKILLS</w:t>
+      </w:r>
+    </w:p>
+    <w:p>
+      <w:pPr>
+        <w:pStyle w:val="ListParagraph"/>
+        <w:numPr>
+          <w:ilvl w:val="0"/>
+          <w:numId w:val="2"/>
+        </w:numPr>
+        <w:spacing w:beforeAutospacing="1" w:afterLines="50" w:after="120"/>
+        <w:jc w:val="left"/>
+        <w:outlineLvl w:val="1"/>
+        <w:rPr>
+          <w:rFonts w:ascii="Times New Roman" w:eastAsia="Times New Roman" w:hAnsi="Times New Roman" w:cs="Times New Roman"/>
+          <w:bCs/>
+          <w:sz w:val="22"/>
+          <w:szCs w:val="22"/>
+          <w:lang w:bidi="ar"/>
+        </w:rPr>
+      </w:pPr>
+      <w:r>
+        <w:rPr>
+          <w:rFonts w:ascii="Times New Roman" w:eastAsia="Times New Roman" w:hAnsi="Times New Roman" w:cs="Times New Roman"/>
+          <w:b/>
+          <w:sz w:val="22"/>
+          <w:szCs w:val="22"/>
+          <w:lang w:bidi="ar"/>
+        </w:rPr>
+        <w:t>Programming and Core Technologies:</w:t>
+      </w:r>
+      <w:r>
+        <w:rPr>
+          <w:rFonts w:ascii="Times New Roman" w:eastAsia="Times New Roman" w:hAnsi="Times New Roman" w:cs="Times New Roman"/>
+          <w:bCs/>
+          <w:sz w:val="22"/>
+          <w:szCs w:val="22"/>
+          <w:lang w:bidi="ar"/>
+        </w:rPr>
+        <w:t xml:space="preserve"> </w:t>
+      </w:r>
+      <w:r>
+        <w:rPr>
+          <w:rFonts w:ascii="Times New Roman" w:eastAsia="Times New Roman" w:hAnsi="Times New Roman" w:cs="Times New Roman"/>
+          <w:bCs/>
+          <w:sz w:val="22"/>
+          <w:szCs w:val="22"/>
+          <w:lang w:bidi="ar"/>
+        </w:rPr>
+        <w:t>Python (Pandas, NumPy, scikit-learn), SQL, Bash, Flask, FastAPI, Git, GitHub, REST APIs, gRPC, JSON, YAML, Unit Testing, PyTest, Regex, Python (production-grade), Helm charts, kubectl, asynchronous Python, software design patterns</w:t>
+      </w:r>
+    </w:p>
+    <w:p>
+      <w:pPr>
+        <w:pStyle w:val="ListParagraph"/>
+        <w:numPr>
+          <w:ilvl w:val="0"/>
+          <w:numId w:val="2"/>
+        </w:numPr>
+        <w:spacing w:afterLines="50" w:after="120"/>
+        <w:jc w:val="left"/>
+        <w:outlineLvl w:val="1"/>
+        <w:rPr>
+          <w:rFonts w:ascii="Times New Roman" w:eastAsia="Times New Roman" w:hAnsi="Times New Roman" w:cs="Times New Roman"/>
+          <w:bCs/>
+          <w:sz w:val="22"/>
+          <w:szCs w:val="22"/>
+          <w:lang w:eastAsia="en-US"/>
+        </w:rPr>
+      </w:pPr>
+      <w:r>
+        <w:rPr>
+          <w:rFonts w:ascii="Times New Roman" w:eastAsia="Times New Roman" w:hAnsi="Times New Roman" w:cs="Times New Roman"/>
+          <w:b/>
+          <w:sz w:val="22"/>
+          <w:szCs w:val="22"/>
+          <w:lang w:bidi="ar"/>
+        </w:rPr>
+        <w:t>Agentic AI Frameworks &amp; Generative AI:</w:t>
+      </w:r>
+      <w:r>
+        <w:rPr>
+          <w:rFonts w:ascii="Times New Roman" w:eastAsia="Times New Roman" w:hAnsi="Times New Roman" w:cs="Times New Roman"/>
+          <w:bCs/>
+          <w:sz w:val="22"/>
+          <w:szCs w:val="22"/>
+          <w:u w:val="single"/>
+          <w:lang w:bidi="ar"/>
+        </w:rPr>
+        <w:t xml:space="preserve"> </w:t>
+      </w:r>
+      <w:r>
+        <w:rPr>
+          <w:rFonts w:ascii="Times New Roman" w:eastAsia="Times New Roman" w:hAnsi="Times New Roman" w:cs="Times New Roman"/>
+          <w:bCs/>
+          <w:sz w:val="22"/>
+          <w:szCs w:val="22"/>
+          <w:lang w:bidi="ar"/>
+        </w:rPr>
+        <w:t xml:space="preserve"> </w:t>
+      </w:r>
+      <w:r>
+        <w:rPr>
+          <w:rFonts w:ascii="Times New Roman" w:eastAsia="Times New Roman" w:hAnsi="Times New Roman" w:cs="Times New Roman"/>
+          <w:bCs/>
+          <w:sz w:val="22"/>
+          <w:szCs w:val="22"/>
+          <w:lang w:eastAsia="en-US"/>
+        </w:rPr>
+        <w:t>LangChain, LangGraph,</w:t>
+      </w:r>
+      <w:r>
+        <w:rPr>
+          <w:rFonts w:ascii="Times New Roman" w:eastAsia="Times New Roman" w:hAnsi="Times New Roman" w:cs="Times New Roman"/>
+          <w:bCs/>
+          <w:sz w:val="22"/>
+          <w:szCs w:val="22"/>
+          <w:lang w:eastAsia="en-US"/>
+        </w:rPr>
+        <w:t xml:space="preserve"> Langfuse,</w:t>
+      </w:r>
+      <w:r>
+        <w:rPr>
+          <w:rFonts w:ascii="Times New Roman" w:eastAsia="Times New Roman" w:hAnsi="Times New Roman" w:cs="Times New Roman"/>
+          <w:bCs/>
+          <w:sz w:val="22"/>
+          <w:szCs w:val="22"/>
+          <w:lang w:eastAsia="en-US"/>
+        </w:rPr>
+        <w:t xml:space="preserve"> CrewAI, AutoGen, LlamaIndex, Semantic Kernel, Agent-to-Agent (A2A) Orchestration, Model Context Protocol (MCP), </w:t>
+      </w:r>
+      <w:r>
+        <w:rPr>
+          <w:rFonts w:ascii="Times New Roman" w:eastAsia="Times New Roman" w:hAnsi="Times New Roman" w:cs="Times New Roman"/>
+          <w:bCs/>
+          <w:sz w:val="22"/>
+          <w:szCs w:val="22"/>
+          <w:lang w:eastAsia="en-US"/>
+        </w:rPr>
+        <w:t xml:space="preserve">coding agents (planner / tool / memory / critic building blocks), single-agent vs multi-agent paradigms, and extensible tool-calling patterns, </w:t>
+      </w:r>
+      <w:r>
+        <w:rPr>
+          <w:rFonts w:ascii="Times New Roman" w:eastAsia="Times New Roman" w:hAnsi="Times New Roman" w:cs="Times New Roman"/>
+          <w:bCs/>
+          <w:sz w:val="22"/>
+          <w:szCs w:val="22"/>
+          <w:lang w:eastAsia="en-US"/>
+        </w:rPr>
+        <w:t xml:space="preserve">Retrieval-Augmented Generation (RAG), GraphRAG, Knowledge Graphs, </w:t>
+      </w:r>
+      <w:r>
+        <w:rPr>
+          <w:rFonts w:ascii="Times New Roman" w:eastAsia="Times New Roman" w:hAnsi="Times New Roman" w:cs="Times New Roman"/>
+          <w:bCs/>
+          <w:sz w:val="22"/>
+          <w:szCs w:val="22"/>
+          <w:lang w:eastAsia="en-US"/>
+        </w:rPr>
+        <w:t>Graph DB</w:t>
+      </w:r>
+      <w:r>
+        <w:rPr>
+          <w:rFonts w:ascii="Times New Roman" w:eastAsia="Times New Roman" w:hAnsi="Times New Roman" w:cs="Times New Roman"/>
+          <w:bCs/>
+          <w:sz w:val="22"/>
+          <w:szCs w:val="22"/>
+          <w:lang w:eastAsia="en-US"/>
+        </w:rPr>
+        <w:t xml:space="preserve"> (Neo4j), Prompt Engineering, PromptLayer, LangSmith,</w:t>
+      </w:r>
+      <w:r>
+        <w:rPr>
+          <w:rFonts w:ascii="Times New Roman" w:eastAsia="Times New Roman" w:hAnsi="Times New Roman" w:cs="Times New Roman"/>
+          <w:bCs/>
+          <w:sz w:val="22"/>
+          <w:szCs w:val="22"/>
+          <w:lang w:eastAsia="en-US"/>
+        </w:rPr>
+        <w:t xml:space="preserve"> advanced RAG (chunking, retrieval optimization), supervisor/plan-execute patterns, memory-optimization,</w:t>
+      </w:r>
+      <w:r>
+        <w:rPr>
+          <w:rFonts w:ascii="Times New Roman" w:eastAsia="Times New Roman" w:hAnsi="Times New Roman" w:cs="Times New Roman"/>
+          <w:bCs/>
+          <w:sz w:val="22"/>
+          <w:szCs w:val="22"/>
+          <w:lang w:eastAsia="en-US"/>
+        </w:rPr>
+        <w:t xml:space="preserve"> Vector Databases / </w:t>
+      </w:r>
+      <w:r>
+        <w:rPr>
+          <w:rFonts w:ascii="Times New Roman" w:eastAsia="Times New Roman" w:hAnsi="Times New Roman" w:cs="Times New Roman"/>
+          <w:bCs/>
+          <w:sz w:val="22"/>
+          <w:szCs w:val="22"/>
+          <w:lang w:eastAsia="en-US"/>
+        </w:rPr>
+        <w:t>Vector DB</w:t>
+      </w:r>
+      <w:r>
+        <w:rPr>
+          <w:rFonts w:ascii="Times New Roman" w:eastAsia="Times New Roman" w:hAnsi="Times New Roman" w:cs="Times New Roman"/>
+          <w:bCs/>
+          <w:sz w:val="22"/>
+          <w:szCs w:val="22"/>
+          <w:lang w:eastAsia="en-US"/>
+        </w:rPr>
+        <w:t xml:space="preserve"> (FAISS, Pinecone), LoRA, PEFT, LLM Integration (GPT-4, Claude, LLaMA, Mistral), OpenAI, Anthropic, Mistral, Hugging Face Transformers, AutoGPT, Summarization Models, Latency Optimization and Low-Latency LLM Inference</w:t>
+      </w:r>
+    </w:p>
+    <w:p>
+      <w:pPr>
+        <w:pStyle w:val="ListParagraph"/>
+        <w:numPr>
+          <w:ilvl w:val="0"/>
+          <w:numId w:val="2"/>
+        </w:numPr>
+        <w:spacing w:beforeAutospacing="1" w:afterLines="50" w:after="120"/>
+        <w:jc w:val="left"/>
+        <w:outlineLvl w:val="1"/>
+        <w:rPr>
+          <w:rFonts w:ascii="Times New Roman" w:eastAsia="Times New Roman" w:hAnsi="Times New Roman" w:cs="Times New Roman"/>
+          <w:bCs/>
+          <w:sz w:val="22"/>
+          <w:szCs w:val="22"/>
+          <w:lang w:bidi="ar"/>
+        </w:rPr>
+      </w:pPr>
+      <w:r>
+        <w:rPr>
+          <w:rFonts w:ascii="Times New Roman" w:eastAsia="Times New Roman" w:hAnsi="Times New Roman" w:cs="Times New Roman"/>
+          <w:b/>
+          <w:sz w:val="22"/>
+          <w:szCs w:val="22"/>
+          <w:lang w:bidi="ar"/>
+        </w:rPr>
+        <w:t>Machine Learning &amp; LLM Operations:</w:t>
+      </w:r>
+      <w:r>
+        <w:rPr>
+          <w:rFonts w:ascii="Times New Roman" w:eastAsia="Times New Roman" w:hAnsi="Times New Roman" w:cs="Times New Roman"/>
+          <w:bCs/>
+          <w:sz w:val="22"/>
+          <w:szCs w:val="22"/>
+          <w:lang w:bidi="ar"/>
+        </w:rPr>
+        <w:t xml:space="preserve"> </w:t>
+      </w:r>
+      <w:r>
+        <w:rPr>
+          <w:rFonts w:ascii="Times New Roman" w:eastAsia="Times New Roman" w:hAnsi="Times New Roman" w:cs="Times New Roman"/>
+          <w:bCs/>
+          <w:sz w:val="22"/>
+          <w:szCs w:val="22"/>
+          <w:lang w:bidi="ar"/>
+        </w:rPr>
+        <w:t xml:space="preserve">LLM Fine-Tuning and Transfer Learning, classical/statistical ML model development and validation, LangSmith &amp; Langfuse monitoring, MLflow Tracking, LLM Ops workflows for research-to-production pipelines, BLEU/ROUGE/Cosine Evaluation, Model Deployment, Performance Optimization, Specification-to-Prompt Conversion, Automated Validation Pipelines, Vertex AI (GCP), Google Agent Space, BigQuery, embedding generation pipelines (OpenAI, Cohere, </w:t>
+      </w:r>
+      <w:r>
+        <w:rPr>
+          <w:rFonts w:ascii="Times New Roman" w:eastAsia="Times New Roman" w:hAnsi="Times New Roman" w:cs="Times New Roman"/>
+          <w:bCs/>
+          <w:sz w:val="22"/>
+          <w:szCs w:val="22"/>
+          <w:lang w:bidi="ar"/>
+        </w:rPr>
+        <w:t>Sentence Transformers</w:t>
+      </w:r>
+      <w:r>
+        <w:rPr>
+          <w:rFonts w:ascii="Times New Roman" w:eastAsia="Times New Roman" w:hAnsi="Times New Roman" w:cs="Times New Roman"/>
+          <w:bCs/>
+          <w:sz w:val="22"/>
+          <w:szCs w:val="22"/>
+          <w:lang w:bidi="ar"/>
+        </w:rPr>
+        <w:t>); RAG and GraphRAG pipelines &amp; evaluation (LangSmith, PromptLayer), optimized LLM latency, token usage, and throughput for high-volume, low-latency inference, LLM fine-tuning research, response-quality optimization, memory-efficient training methods</w:t>
+      </w:r>
+    </w:p>
+    <w:p>
+      <w:pPr>
+        <w:pStyle w:val="ListParagraph"/>
+        <w:numPr>
+          <w:ilvl w:val="0"/>
+          <w:numId w:val="2"/>
+        </w:numPr>
+        <w:spacing w:afterLines="50" w:after="120"/>
+        <w:jc w:val="left"/>
+        <w:outlineLvl w:val="1"/>
+        <w:rPr>
+          <w:rFonts w:ascii="Times New Roman" w:eastAsia="Times New Roman" w:hAnsi="Times New Roman" w:cs="Times New Roman"/>
+          <w:bCs/>
+          <w:sz w:val="22"/>
+          <w:szCs w:val="22"/>
+          <w:lang w:bidi="ar"/>
+        </w:rPr>
+      </w:pPr>
+      <w:r>
+        <w:rPr>
+          <w:rFonts w:ascii="Times New Roman" w:eastAsia="Times New Roman" w:hAnsi="Times New Roman" w:cs="Times New Roman"/>
+          <w:b/>
+          <w:sz w:val="22"/>
+          <w:szCs w:val="22"/>
+          <w:lang w:bidi="ar"/>
+        </w:rPr>
+        <w:t>Backend &amp; Microservices Engineering:</w:t>
+      </w:r>
+      <w:r>
+        <w:rPr>
+          <w:rFonts w:ascii="Times New Roman" w:eastAsia="Times New Roman" w:hAnsi="Times New Roman" w:cs="Times New Roman"/>
+          <w:bCs/>
+          <w:sz w:val="22"/>
+          <w:szCs w:val="22"/>
+          <w:lang w:bidi="ar"/>
+        </w:rPr>
+        <w:t xml:space="preserve"> </w:t>
+      </w:r>
+      <w:r>
+        <w:rPr>
+          <w:rFonts w:ascii="Times New Roman" w:eastAsia="Times New Roman" w:hAnsi="Times New Roman" w:cs="Times New Roman"/>
+          <w:bCs/>
+          <w:sz w:val="22"/>
+          <w:szCs w:val="22"/>
+          <w:lang w:bidi="ar"/>
+        </w:rPr>
+        <w:t>FastAPI, Flask, Docker, Kubernetes (EKS/GKE), Nginx, Ray Serve, Celery, Redis, AWS Fargate, Terraform, CloudFormation, REST/gRPC Service Design</w:t>
+      </w:r>
+      <w:r>
+        <w:rPr>
+          <w:rFonts w:ascii="Times New Roman" w:eastAsia="Times New Roman" w:hAnsi="Times New Roman" w:cs="Times New Roman"/>
+          <w:bCs/>
+          <w:sz w:val="22"/>
+          <w:szCs w:val="22"/>
+          <w:lang w:bidi="ar"/>
+        </w:rPr>
+        <w:t>, C#, Azure DevOps Pipelines, REST API Versioning, Unit &amp; Integration Testing for AI APIs</w:t>
+      </w:r>
+      <w:r>
+        <w:rPr>
+          <w:rFonts w:ascii="Times New Roman" w:eastAsia="Times New Roman" w:hAnsi="Times New Roman" w:cs="Times New Roman"/>
+          <w:bCs/>
+          <w:sz w:val="22"/>
+          <w:szCs w:val="22"/>
+          <w:lang w:bidi="ar"/>
+        </w:rPr>
+        <w:t>, Docker (GCP), Kubernetes / Kubeflow</w:t>
+      </w:r>
+      <w:r>
+        <w:rPr>
+          <w:rFonts w:ascii="Times New Roman" w:eastAsia="Times New Roman" w:hAnsi="Times New Roman" w:cs="Times New Roman"/>
+          <w:bCs/>
+          <w:sz w:val="22"/>
+          <w:szCs w:val="22"/>
+          <w:lang w:bidi="ar"/>
+        </w:rPr>
+        <w:t>, Terraform (IaC) modules, state management, AzureRM provider</w:t>
+      </w:r>
+      <w:r>
+        <w:rPr>
+          <w:rFonts w:ascii="Times New Roman" w:eastAsia="Times New Roman" w:hAnsi="Times New Roman" w:cs="Times New Roman"/>
+          <w:bCs/>
+          <w:sz w:val="22"/>
+          <w:szCs w:val="22"/>
+          <w:lang w:bidi="ar"/>
+        </w:rPr>
+        <w:t>, GPU-based model hosting on cloud and on-prem servers for low-latency LLM inference</w:t>
+      </w:r>
+    </w:p>
+    <w:p>
+      <w:pPr>
+        <w:pStyle w:val="ListParagraph"/>
+        <w:numPr>
+          <w:ilvl w:val="0"/>
+          <w:numId w:val="2"/>
+        </w:numPr>
+        <w:spacing w:afterLines="50" w:after="120"/>
+        <w:jc w:val="left"/>
+        <w:outlineLvl w:val="1"/>
+        <w:rPr>
+          <w:rFonts w:ascii="Times New Roman" w:eastAsia="Times New Roman" w:hAnsi="Times New Roman" w:cs="Times New Roman"/>
+          <w:bCs/>
+          <w:sz w:val="22"/>
+          <w:szCs w:val="22"/>
+          <w:lang w:bidi="ar"/>
+        </w:rPr>
+      </w:pPr>
+      <w:r>
+        <w:rPr>
+          <w:rFonts w:ascii="Times New Roman" w:eastAsia="Times New Roman" w:hAnsi="Times New Roman" w:cs="Times New Roman"/>
+          <w:b/>
+          <w:sz w:val="22"/>
+          <w:szCs w:val="22"/>
+          <w:lang w:eastAsia="en-US"/>
+        </w:rPr>
+        <w:t xml:space="preserve">Data Engineering &amp; Storage: </w:t>
+      </w:r>
+      <w:r>
+        <w:rPr>
+          <w:rFonts w:ascii="Times New Roman" w:eastAsia="Times New Roman" w:hAnsi="Times New Roman" w:cs="Times New Roman"/>
+          <w:bCs/>
+          <w:sz w:val="22"/>
+          <w:szCs w:val="22"/>
+          <w:lang w:eastAsia="en-US"/>
+        </w:rPr>
+        <w:t>ETL Pipelines, Airflow, Databricks, Azure Data Factory, Snowflake, BigQuery, PostgreSQL, MongoDB, DynamoDB, Feature Stores, Delta Tables, Data Versioning</w:t>
+      </w:r>
+      <w:r>
+        <w:rPr>
+          <w:rFonts w:ascii="Times New Roman" w:eastAsia="Times New Roman" w:hAnsi="Times New Roman" w:cs="Times New Roman"/>
+          <w:bCs/>
+          <w:sz w:val="22"/>
+          <w:szCs w:val="22"/>
+          <w:lang w:eastAsia="en-US"/>
+        </w:rPr>
+        <w:t xml:space="preserve">, Knowledge Graph Pipelines and </w:t>
+      </w:r>
+      <w:r>
+        <w:rPr>
+          <w:rFonts w:ascii="Times New Roman" w:eastAsia="Times New Roman" w:hAnsi="Times New Roman" w:cs="Times New Roman"/>
+          <w:bCs/>
+          <w:sz w:val="22"/>
+          <w:szCs w:val="22"/>
+          <w:lang w:eastAsia="en-US"/>
+        </w:rPr>
+        <w:t>Graph DB</w:t>
+      </w:r>
+      <w:r>
+        <w:rPr>
+          <w:rFonts w:ascii="Times New Roman" w:eastAsia="Times New Roman" w:hAnsi="Times New Roman" w:cs="Times New Roman"/>
+          <w:bCs/>
+          <w:sz w:val="22"/>
+          <w:szCs w:val="22"/>
+          <w:lang w:eastAsia="en-US"/>
+        </w:rPr>
+        <w:t xml:space="preserve"> (Neo4j)</w:t>
+      </w:r>
+      <w:r>
+        <w:rPr>
+          <w:rFonts w:ascii="Times New Roman" w:eastAsia="Times New Roman" w:hAnsi="Times New Roman" w:cs="Times New Roman"/>
+          <w:bCs/>
+          <w:sz w:val="22"/>
+          <w:szCs w:val="22"/>
+          <w:lang w:eastAsia="en-US"/>
+        </w:rPr>
+        <w:t>, advanced SQL preprocessing pipelines, text-normalization workflows</w:t>
+      </w:r>
+    </w:p>
+    <w:p>
+      <w:pPr>
+        <w:pStyle w:val="ListParagraph"/>
+        <w:numPr>
+          <w:ilvl w:val="0"/>
+          <w:numId w:val="2"/>
+        </w:numPr>
+        <w:spacing w:afterLines="50" w:after="120"/>
+        <w:jc w:val="left"/>
+        <w:outlineLvl w:val="1"/>
+        <w:rPr>
+          <w:rFonts w:ascii="Times New Roman" w:eastAsia="Times New Roman" w:hAnsi="Times New Roman" w:cs="Times New Roman"/>
+          <w:bCs/>
+          <w:sz w:val="22"/>
+          <w:szCs w:val="22"/>
+          <w:lang w:bidi="ar"/>
+        </w:rPr>
+      </w:pPr>
+      <w:r>
+        <w:rPr>
+          <w:rFonts w:ascii="Times New Roman" w:eastAsia="Times New Roman" w:hAnsi="Times New Roman" w:cs="Times New Roman"/>
+          <w:b/>
+          <w:sz w:val="22"/>
+          <w:szCs w:val="22"/>
+          <w:lang w:bidi="ar"/>
+        </w:rPr>
+        <w:t>Cloud &amp; AI Ecosystem:</w:t>
+      </w:r>
+      <w:r>
+        <w:rPr>
+          <w:rFonts w:ascii="Times New Roman" w:eastAsia="Times New Roman" w:hAnsi="Times New Roman" w:cs="Times New Roman"/>
+          <w:bCs/>
+          <w:sz w:val="22"/>
+          <w:szCs w:val="22"/>
+          <w:u w:val="single"/>
+          <w:lang w:bidi="ar"/>
+        </w:rPr>
+        <w:t xml:space="preserve"> </w:t>
+      </w:r>
+      <w:r>
+        <w:rPr>
+          <w:rFonts w:ascii="Times New Roman" w:eastAsia="Times New Roman" w:hAnsi="Times New Roman" w:cs="Times New Roman"/>
+          <w:bCs/>
+          <w:sz w:val="22"/>
+          <w:szCs w:val="22"/>
+          <w:lang w:bidi="ar"/>
+        </w:rPr>
+        <w:t>Google Cloud Platform (GCP</w:t>
+      </w:r>
+      <w:r>
+        <w:rPr>
+          <w:rFonts w:ascii="Times New Roman" w:eastAsia="Times New Roman" w:hAnsi="Times New Roman" w:cs="Times New Roman"/>
+          <w:bCs/>
+          <w:sz w:val="22"/>
+          <w:szCs w:val="22"/>
+          <w:lang w:bidi="ar"/>
+        </w:rPr>
+        <w:t>, Google Agent Space</w:t>
+      </w:r>
+      <w:r>
+        <w:rPr>
+          <w:rFonts w:ascii="Times New Roman" w:eastAsia="Times New Roman" w:hAnsi="Times New Roman" w:cs="Times New Roman"/>
+          <w:bCs/>
+          <w:sz w:val="22"/>
+          <w:szCs w:val="22"/>
+          <w:lang w:bidi="ar"/>
+        </w:rPr>
+        <w:t>, Vertex AI, BigQuery</w:t>
+      </w:r>
+      <w:r>
+        <w:rPr>
+          <w:rFonts w:ascii="Times New Roman" w:eastAsia="Times New Roman" w:hAnsi="Times New Roman" w:cs="Times New Roman"/>
+          <w:bCs/>
+          <w:sz w:val="22"/>
+          <w:szCs w:val="22"/>
+          <w:lang w:bidi="ar"/>
+        </w:rPr>
+        <w:t>)</w:t>
+      </w:r>
+      <w:r>
+        <w:rPr>
+          <w:rFonts w:ascii="Times New Roman" w:eastAsia="Times New Roman" w:hAnsi="Times New Roman" w:cs="Times New Roman"/>
+          <w:bCs/>
+          <w:sz w:val="22"/>
+          <w:szCs w:val="22"/>
+          <w:lang w:bidi="ar"/>
+        </w:rPr>
+        <w:t>, Cloud Composer (Airflow), Kubeflow, Terraform for GCP</w:t>
+      </w:r>
+      <w:r>
+        <w:rPr>
+          <w:rFonts w:ascii="Times New Roman" w:eastAsia="Times New Roman" w:hAnsi="Times New Roman" w:cs="Times New Roman"/>
+          <w:bCs/>
+          <w:sz w:val="22"/>
+          <w:szCs w:val="22"/>
+          <w:lang w:bidi="ar"/>
+        </w:rPr>
+        <w:t>, Azure GenAI, Azure AI Foundry, Azure Purview (data catalog &amp; classification), Azure Policy &amp; Azure Guardrails (content filtering), Azure Key Vault, AKS, GKE, Google Kubernetes Engine (GKE) deployment &amp; debugging; Kubernetes manifests and Helm; CI/CD for K8s</w:t>
+      </w:r>
+      <w:r>
+        <w:rPr>
+          <w:rFonts w:ascii="Times New Roman" w:eastAsia="Times New Roman" w:hAnsi="Times New Roman" w:cs="Times New Roman"/>
+          <w:bCs/>
+          <w:sz w:val="22"/>
+          <w:szCs w:val="22"/>
+          <w:lang w:bidi="ar"/>
+        </w:rPr>
+        <w:t>, CI/CD: GitHub Actions, GitLab CI, Jenkins; Monitoring: Prometheus, Grafana, ELK Stack; Model hosting: Hugging Face Spaces, Replicate, Modal</w:t>
+      </w:r>
+    </w:p>
+    <w:p>
+      <w:pPr>
+        <w:pStyle w:val="ListParagraph"/>
+        <w:numPr>
+          <w:ilvl w:val="0"/>
+          <w:numId w:val="2"/>
+        </w:numPr>
+        <w:spacing w:before="100" w:beforeAutospacing="1"/>
+        <w:jc w:val="left"/>
+        <w:rPr>
+          <w:rFonts w:ascii="Times New Roman" w:eastAsia="Times New Roman" w:hAnsi="Times New Roman" w:cs="Times New Roman"/>
+          <w:bCs/>
+          <w:sz w:val="22"/>
+          <w:szCs w:val="22"/>
+          <w:lang w:eastAsia="en-US"/>
+        </w:rPr>
+      </w:pPr>
+      <w:r>
+        <w:rPr>
+          <w:rFonts w:ascii="Times New Roman" w:eastAsia="Times New Roman" w:hAnsi="Times New Roman" w:cs="Times New Roman"/>
+          <w:b/>
+          <w:sz w:val="22"/>
+          <w:szCs w:val="22"/>
+          <w:lang w:eastAsia="en-US"/>
+        </w:rPr>
+        <w:t>Languages &amp; Frameworks:</w:t>
+      </w:r>
+      <w:r>
+        <w:rPr>
+          <w:rFonts w:ascii="Times New Roman" w:eastAsia="Times New Roman" w:hAnsi="Times New Roman" w:cs="Times New Roman"/>
+          <w:bCs/>
+          <w:sz w:val="22"/>
+          <w:szCs w:val="22"/>
+          <w:lang w:eastAsia="en-US"/>
+        </w:rPr>
+        <w:t xml:space="preserve"> Python, Flask, FastAPI,</w:t>
+      </w:r>
+      <w:r>
+        <w:rPr>
+          <w:rFonts w:ascii="Times New Roman" w:eastAsia="Times New Roman" w:hAnsi="Times New Roman" w:cs="Times New Roman"/>
+          <w:bCs/>
+          <w:sz w:val="22"/>
+          <w:szCs w:val="22"/>
+          <w:lang w:eastAsia="en-US"/>
+        </w:rPr>
+        <w:t xml:space="preserve"> </w:t>
+      </w:r>
+      <w:r>
+        <w:rPr>
+          <w:rFonts w:ascii="Times New Roman" w:eastAsia="Times New Roman" w:hAnsi="Times New Roman" w:cs="Times New Roman"/>
+          <w:bCs/>
+          <w:sz w:val="22"/>
+          <w:szCs w:val="22"/>
+          <w:lang w:eastAsia="en-US"/>
+        </w:rPr>
+        <w:t>REST/gRPC,</w:t>
+      </w:r>
+      <w:r>
+        <w:rPr>
+          <w:rFonts w:ascii="Times New Roman" w:eastAsia="Times New Roman" w:hAnsi="Times New Roman" w:cs="Times New Roman"/>
+          <w:bCs/>
+          <w:sz w:val="22"/>
+          <w:szCs w:val="22"/>
+          <w:lang w:eastAsia="en-US"/>
+        </w:rPr>
+        <w:t xml:space="preserve"> </w:t>
+      </w:r>
+      <w:r>
+        <w:rPr>
+          <w:rFonts w:ascii="Times New Roman" w:eastAsia="Times New Roman" w:hAnsi="Times New Roman" w:cs="Times New Roman"/>
+          <w:bCs/>
+          <w:sz w:val="22"/>
+          <w:szCs w:val="22"/>
+          <w:lang w:eastAsia="en-US"/>
+        </w:rPr>
+        <w:t>YAML, JSON, Unit Testing (PyTest, xUnit)</w:t>
+      </w:r>
+      <w:r>
+        <w:rPr>
+          <w:rFonts w:ascii="Times New Roman" w:eastAsia="Times New Roman" w:hAnsi="Times New Roman" w:cs="Times New Roman"/>
+          <w:bCs/>
+          <w:sz w:val="22"/>
+          <w:szCs w:val="22"/>
+          <w:lang w:eastAsia="en-US"/>
+        </w:rPr>
+        <w:t>, GitHub (version control &amp; CI), Cloud Build / Cloud Deploy, Azure DevOps (ADO) for Agile projects</w:t>
+      </w:r>
+    </w:p>
+    <w:p>
+      <w:pPr>
+        <w:pStyle w:val="ListParagraph"/>
+        <w:numPr>
+          <w:ilvl w:val="0"/>
+          <w:numId w:val="2"/>
+        </w:numPr>
+        <w:spacing w:afterLines="50" w:after="120"/>
+        <w:jc w:val="left"/>
+        <w:outlineLvl w:val="1"/>
+        <w:rPr>
+          <w:rFonts w:ascii="Times New Roman" w:eastAsia="Times New Roman" w:hAnsi="Times New Roman" w:cs="Times New Roman"/>
+          <w:bCs/>
+          <w:sz w:val="22"/>
+          <w:szCs w:val="22"/>
+          <w:lang w:bidi="ar"/>
+        </w:rPr>
+      </w:pPr>
+      <w:r>
+        <w:rPr>
+          <w:rFonts w:ascii="Times New Roman" w:eastAsia="Times New Roman" w:hAnsi="Times New Roman" w:cs="Times New Roman"/>
+          <w:b/>
+          <w:sz w:val="22"/>
+          <w:szCs w:val="22"/>
+          <w:lang w:bidi="ar"/>
+        </w:rPr>
+        <w:t>Evaluation</w:t>
+      </w:r>
+      <w:r>
+        <w:rPr>
+          <w:rFonts w:ascii="Times New Roman" w:eastAsia="Times New Roman" w:hAnsi="Times New Roman" w:cs="Times New Roman"/>
+          <w:b/>
+          <w:sz w:val="22"/>
+          <w:szCs w:val="22"/>
+          <w:lang w:bidi="ar"/>
+        </w:rPr>
+        <w:t xml:space="preserve">, Monitoring </w:t>
+      </w:r>
+      <w:r>
+        <w:rPr>
+          <w:rFonts w:ascii="Times New Roman" w:eastAsia="Times New Roman" w:hAnsi="Times New Roman" w:cs="Times New Roman"/>
+          <w:b/>
+          <w:sz w:val="22"/>
+          <w:szCs w:val="22"/>
+          <w:lang w:bidi="ar"/>
+        </w:rPr>
+        <w:t>&amp; Observability Tools</w:t>
+      </w:r>
+      <w:r>
+        <w:rPr>
+          <w:rFonts w:ascii="Times New Roman" w:eastAsia="Times New Roman" w:hAnsi="Times New Roman" w:cs="Times New Roman"/>
+          <w:b/>
+          <w:sz w:val="22"/>
+          <w:szCs w:val="22"/>
+          <w:u w:val="single"/>
+          <w:lang w:bidi="ar"/>
+        </w:rPr>
+        <w:t>:</w:t>
+      </w:r>
+      <w:r>
+        <w:rPr>
+          <w:rFonts w:ascii="Times New Roman" w:eastAsia="Times New Roman" w:hAnsi="Times New Roman" w:cs="Times New Roman"/>
+          <w:bCs/>
+          <w:sz w:val="22"/>
+          <w:szCs w:val="22"/>
+          <w:lang w:bidi="ar"/>
+        </w:rPr>
+        <w:t xml:space="preserve"> </w:t>
+      </w:r>
+      <w:r>
+        <w:rPr>
+          <w:rFonts w:ascii="Times New Roman" w:eastAsia="Times New Roman" w:hAnsi="Times New Roman" w:cs="Times New Roman"/>
+          <w:bCs/>
+          <w:sz w:val="22"/>
+          <w:szCs w:val="22"/>
+          <w:lang w:bidi="ar"/>
+        </w:rPr>
+        <w:t>LangSmith, PromptLayer, Evidently AI, BLEU/ROUGE Dashboards, Power BI, Tableau, Logging, Drift &amp; Bias Detection, Model Trace Lineage</w:t>
+      </w:r>
+      <w:r>
+        <w:rPr>
+          <w:rFonts w:ascii="Times New Roman" w:eastAsia="Times New Roman" w:hAnsi="Times New Roman" w:cs="Times New Roman"/>
+          <w:bCs/>
+          <w:sz w:val="22"/>
+          <w:szCs w:val="22"/>
+          <w:lang w:bidi="ar"/>
+        </w:rPr>
+        <w:t xml:space="preserve"> (end-to-end LLM observability and tracing).</w:t>
+      </w:r>
+    </w:p>
+    <w:p>
+      <w:pPr>
+        <w:pStyle w:val="ListParagraph"/>
+        <w:numPr>
+          <w:ilvl w:val="0"/>
+          <w:numId w:val="2"/>
+        </w:numPr>
+        <w:spacing w:afterLines="50" w:after="120"/>
+        <w:jc w:val="left"/>
+        <w:outlineLvl w:val="1"/>
+        <w:rPr>
+          <w:rFonts w:ascii="Times New Roman" w:eastAsia="Times New Roman" w:hAnsi="Times New Roman" w:cs="Times New Roman"/>
+          <w:bCs/>
+          <w:sz w:val="22"/>
+          <w:szCs w:val="22"/>
+          <w:lang w:bidi="ar"/>
+        </w:rPr>
+      </w:pPr>
+      <w:r>
+        <w:rPr>
+          <w:rFonts w:ascii="Times New Roman" w:eastAsia="Times New Roman" w:hAnsi="Times New Roman" w:cs="Times New Roman"/>
+          <w:b/>
+          <w:sz w:val="22"/>
+          <w:szCs w:val="22"/>
+          <w:lang w:eastAsia="en-US"/>
+        </w:rPr>
+        <w:t>Security</w:t>
+      </w:r>
+      <w:r>
+        <w:rPr>
+          <w:rFonts w:ascii="Times New Roman" w:eastAsia="Times New Roman" w:hAnsi="Times New Roman" w:cs="Times New Roman"/>
+          <w:b/>
+          <w:sz w:val="22"/>
+          <w:szCs w:val="22"/>
+          <w:lang w:eastAsia="en-US"/>
+        </w:rPr>
+        <w:t>, Compliance</w:t>
+      </w:r>
+      <w:r>
+        <w:rPr>
+          <w:rFonts w:ascii="Times New Roman" w:eastAsia="Times New Roman" w:hAnsi="Times New Roman" w:cs="Times New Roman"/>
+          <w:b/>
+          <w:sz w:val="22"/>
+          <w:szCs w:val="22"/>
+          <w:lang w:eastAsia="en-US"/>
+        </w:rPr>
+        <w:t xml:space="preserve"> &amp; Governance:</w:t>
+      </w:r>
+      <w:r>
+        <w:rPr>
+          <w:rFonts w:ascii="Times New Roman" w:eastAsia="Times New Roman" w:hAnsi="Times New Roman" w:cs="Times New Roman"/>
+          <w:bCs/>
+          <w:sz w:val="22"/>
+          <w:szCs w:val="22"/>
+          <w:lang w:eastAsia="en-US"/>
+        </w:rPr>
+        <w:t xml:space="preserve"> </w:t>
+      </w:r>
+      <w:r>
+        <w:rPr>
+          <w:rFonts w:ascii="Times New Roman" w:eastAsia="Times New Roman" w:hAnsi="Times New Roman" w:cs="Times New Roman"/>
+          <w:bCs/>
+          <w:sz w:val="22"/>
+          <w:szCs w:val="22"/>
+          <w:lang w:eastAsia="en-US"/>
+        </w:rPr>
+        <w:t>RBAC, IAM Policies, KMS Encryption, Secrets Manager, SOX &amp; HIPAA Compliance, Responsible AI, Bias &amp; Fairness Auditing, Secure Model Governance</w:t>
+      </w:r>
+    </w:p>
+    <w:p>
+      <w:pPr>
+        <w:pStyle w:val="ListParagraph"/>
+        <w:numPr>
+          <w:ilvl w:val="0"/>
+          <w:numId w:val="2"/>
+        </w:numPr>
+        <w:spacing w:afterLines="50" w:after="120"/>
+        <w:jc w:val="left"/>
+        <w:outlineLvl w:val="1"/>
+        <w:rPr>
+          <w:rFonts w:ascii="Times New Roman" w:eastAsia="Times New Roman" w:hAnsi="Times New Roman" w:cs="Times New Roman"/>
+          <w:bCs/>
+          <w:sz w:val="22"/>
+          <w:szCs w:val="22"/>
+          <w:lang w:bidi="ar"/>
+        </w:rPr>
+      </w:pPr>
+      <w:r>
+        <w:rPr>
+          <w:rFonts w:ascii="Times New Roman" w:eastAsia="Times New Roman" w:hAnsi="Times New Roman" w:cs="Times New Roman"/>
+          <w:b/>
+          <w:sz w:val="22"/>
+          <w:szCs w:val="22"/>
+          <w:lang w:bidi="ar"/>
+        </w:rPr>
+        <w:t xml:space="preserve">Collaboration &amp; </w:t>
+      </w:r>
+      <w:r>
+        <w:rPr>
+          <w:rFonts w:ascii="Times New Roman" w:eastAsia="Times New Roman" w:hAnsi="Times New Roman" w:cs="Times New Roman"/>
+          <w:b/>
+          <w:sz w:val="22"/>
+          <w:szCs w:val="22"/>
+          <w:lang w:bidi="ar"/>
+        </w:rPr>
+        <w:t>Leadership:</w:t>
+      </w:r>
       <w:r>
         <w:rPr>
           <w:rFonts w:ascii="Times New Roman" w:hAnsi="Times New Roman" w:cs="Times New Roman"/>
@@ -821,7 +1718,47 @@
           <w:sz w:val="22"/>
           <w:szCs w:val="22"/>
         </w:rPr>
-        <w:t>Strong foundation in data engineering, analytics, and statistical machine learning, including SQL preprocessing, text normalization, ETL pipelines, and Snowflake/Delta Lake–based quality and lineage workflows.</w:t>
+        <w:t xml:space="preserve"> </w:t>
+      </w:r>
+      <w:r>
+        <w:rPr>
+          <w:rFonts w:ascii="Times New Roman" w:eastAsia="Times New Roman" w:hAnsi="Times New Roman" w:cs="Times New Roman"/>
+          <w:bCs/>
+          <w:sz w:val="22"/>
+          <w:szCs w:val="22"/>
+          <w:lang w:bidi="ar"/>
+        </w:rPr>
+        <w:t xml:space="preserve">Technical Leadership, Team Mentoring, Agile &amp; Scrum, Stakeholder </w:t>
+      </w:r>
+      <w:r>
+        <w:rPr>
+          <w:rFonts w:ascii="Times New Roman" w:eastAsia="Times New Roman" w:hAnsi="Times New Roman" w:cs="Times New Roman"/>
+          <w:bCs/>
+          <w:sz w:val="22"/>
+          <w:szCs w:val="22"/>
+          <w:lang w:bidi="ar"/>
+        </w:rPr>
+        <w:t>Communication,</w:t>
+      </w:r>
+      <w:r>
+        <w:rPr>
+          <w:rFonts w:ascii="Times New Roman" w:eastAsia="Times New Roman" w:hAnsi="Times New Roman" w:cs="Times New Roman"/>
+          <w:bCs/>
+          <w:sz w:val="22"/>
+          <w:szCs w:val="22"/>
+          <w:lang w:bidi="ar"/>
+        </w:rPr>
+        <w:t xml:space="preserve"> Analytical Problem Solving, Ethical AI Advocacy, Continuous Learning</w:t>
+      </w:r>
+      <w:r>
+        <w:rPr>
+          <w:rFonts w:ascii="Times New Roman" w:eastAsia="Times New Roman" w:hAnsi="Times New Roman" w:cs="Times New Roman"/>
+          <w:bCs/>
+          <w:sz w:val="22"/>
+          <w:szCs w:val="22"/>
+          <w:lang w:bidi="ar"/>
+        </w:rPr>
+        <w:t>.</w:t>
       </w:r>
     </w:p>
     <w:p>
@@ -829,9 +1766,9 @@
         <w:pStyle w:val="ListParagraph"/>
         <w:numPr>
           <w:ilvl w:val="0"/>
-          <w:numId w:val="32"/>
-        </w:numPr>
-        <w:spacing w:beforeLines="50" w:before="120" w:afterLines="20" w:after="48"/>
+          <w:numId w:val="2"/>
+        </w:numPr>
+        <w:spacing w:afterLines="50" w:after="120"/>
         <w:jc w:val="left"/>
         <w:outlineLvl w:val="1"/>
         <w:rPr>
@@ -839,43 +1776,97 @@
           <w:bCs/>
           <w:sz w:val="22"/>
           <w:szCs w:val="22"/>
-          <w:u w:val="single"/>
-          <w:lang w:bidi="ar"/>
-        </w:rPr>
-      </w:pPr>
-      <w:r>
-        <w:rPr>
-          <w:rFonts w:ascii="Times New Roman" w:hAnsi="Times New Roman" w:cs="Times New Roman"/>
-          <w:bCs/>
-          <w:sz w:val="22"/>
-          <w:szCs w:val="22"/>
-        </w:rPr>
-        <w:t xml:space="preserve">Known for delivering measurable improvements including 40% latency reduction, 30% accuracy gains, </w:t>
-      </w:r>
-    </w:p>
-    <w:p>
-      <w:pPr>
-        <w:spacing w:beforeLines="50" w:before="120" w:afterLines="20" w:after="48"/>
+          <w:lang w:bidi="ar"/>
+        </w:rPr>
+      </w:pPr>
+      <w:r>
+        <w:rPr>
+          <w:rFonts w:ascii="Times New Roman" w:eastAsia="Times New Roman" w:hAnsi="Times New Roman" w:cs="Times New Roman"/>
+          <w:b/>
+          <w:sz w:val="22"/>
+          <w:szCs w:val="22"/>
+          <w:lang w:bidi="ar"/>
+        </w:rPr>
+        <w:t>Enterprise AI Platforms:</w:t>
+      </w:r>
+      <w:r>
+        <w:rPr>
+          <w:rFonts w:ascii="Times New Roman" w:eastAsia="Times New Roman" w:hAnsi="Times New Roman" w:cs="Times New Roman"/>
+          <w:b/>
+          <w:sz w:val="22"/>
+          <w:szCs w:val="22"/>
+          <w:lang w:bidi="ar"/>
+        </w:rPr>
+        <w:t xml:space="preserve"> </w:t>
+      </w:r>
+      <w:r>
+        <w:rPr>
+          <w:rFonts w:ascii="Times New Roman" w:eastAsia="Times New Roman" w:hAnsi="Times New Roman" w:cs="Times New Roman"/>
+          <w:bCs/>
+          <w:sz w:val="22"/>
+          <w:szCs w:val="22"/>
+          <w:lang w:bidi="ar"/>
+        </w:rPr>
+        <w:t>Claude Enterprise, ChatGPT Enterprise, Microsoft Copilot Studio.</w:t>
+      </w:r>
+    </w:p>
+    <w:p>
+      <w:pPr>
+        <w:pStyle w:val="ListParagraph"/>
+        <w:numPr>
+          <w:ilvl w:val="0"/>
+          <w:numId w:val="2"/>
+        </w:numPr>
+        <w:spacing w:afterLines="50" w:after="120"/>
         <w:jc w:val="left"/>
         <w:outlineLvl w:val="1"/>
         <w:rPr>
           <w:rFonts w:ascii="Times New Roman" w:eastAsia="Times New Roman" w:hAnsi="Times New Roman" w:cs="Times New Roman"/>
-          <w:b/>
-          <w:sz w:val="22"/>
-          <w:szCs w:val="22"/>
-          <w:u w:val="single"/>
-        </w:rPr>
-      </w:pPr>
-      <w:r>
-        <w:rPr>
-          <w:rFonts w:ascii="Times New Roman" w:eastAsia="Times New Roman" w:hAnsi="Times New Roman" w:cs="Times New Roman"/>
-          <w:b/>
-          <w:sz w:val="22"/>
-          <w:szCs w:val="22"/>
-          <w:u w:val="single"/>
-          <w:lang w:bidi="ar"/>
-        </w:rPr>
-        <w:t>TECHNICAL SKILLS</w:t>
+          <w:bCs/>
+          <w:sz w:val="22"/>
+          <w:szCs w:val="22"/>
+          <w:lang w:bidi="ar"/>
+        </w:rPr>
+      </w:pPr>
+      <w:r>
+        <w:rPr>
+          <w:rFonts w:ascii="Times New Roman" w:eastAsia="Times New Roman" w:hAnsi="Times New Roman" w:cs="Times New Roman"/>
+          <w:b/>
+          <w:sz w:val="22"/>
+          <w:szCs w:val="22"/>
+          <w:lang w:bidi="ar"/>
+        </w:rPr>
+        <w:t>IAM &amp; Security:</w:t>
+      </w:r>
+      <w:r>
+        <w:rPr>
+          <w:rFonts w:ascii="Times New Roman" w:eastAsia="Times New Roman" w:hAnsi="Times New Roman" w:cs="Times New Roman"/>
+          <w:b/>
+          <w:sz w:val="22"/>
+          <w:szCs w:val="22"/>
+          <w:lang w:bidi="ar"/>
+        </w:rPr>
+        <w:t xml:space="preserve"> </w:t>
+      </w:r>
+      <w:r>
+        <w:rPr>
+          <w:rFonts w:ascii="Times New Roman" w:eastAsia="Times New Roman" w:hAnsi="Times New Roman" w:cs="Times New Roman"/>
+          <w:b/>
+          <w:sz w:val="22"/>
+          <w:szCs w:val="22"/>
+          <w:lang w:bidi="ar"/>
+        </w:rPr>
+        <w:t>Okta</w:t>
+      </w:r>
+      <w:r>
+        <w:rPr>
+          <w:rFonts w:ascii="Times New Roman" w:eastAsia="Times New Roman" w:hAnsi="Times New Roman" w:cs="Times New Roman"/>
+          <w:bCs/>
+          <w:sz w:val="22"/>
+          <w:szCs w:val="22"/>
+          <w:lang w:bidi="ar"/>
+        </w:rPr>
+        <w:t xml:space="preserve"> SSO, SCIM Provisioning, CyberArk, Entra ID (Azure AD), RBAC.</w:t>
       </w:r>
     </w:p>
     <w:p>
@@ -885,7 +1876,7 @@
           <w:ilvl w:val="0"/>
           <w:numId w:val="2"/>
         </w:numPr>
-        <w:spacing w:beforeAutospacing="1" w:afterLines="50" w:after="120"/>
+        <w:spacing w:afterLines="50" w:after="120"/>
         <w:jc w:val="left"/>
         <w:outlineLvl w:val="1"/>
         <w:rPr>
@@ -904,7 +1895,7 @@
           <w:szCs w:val="22"/>
           <w:lang w:bidi="ar"/>
         </w:rPr>
-        <w:t>Programming and Core Technologies:</w:t>
+        <w:t>Observability:</w:t>
       </w:r>
       <w:r>
         <w:rPr>
@@ -924,7 +1915,7 @@
           <w:szCs w:val="22"/>
           <w:lang w:bidi="ar"/>
         </w:rPr>
-        <w:t>Python (Pandas, NumPy, scikit-learn), SQL, Bash, Flask, FastAPI, Git, GitHub, REST APIs, gRPC, JSON, YAML, Unit Testing, PyTest, Regex, Python (production-grade), Helm charts, kubectl, asynchronous Python, software design patterns</w:t>
+        <w:t>Splunk, Azure Application Insights, KQL, Log Analytics.</w:t>
       </w:r>
     </w:p>
     <w:p>
@@ -942,26 +1933,25 @@
           <w:bCs/>
           <w:sz w:val="22"/>
           <w:szCs w:val="22"/>
-          <w:lang w:eastAsia="en-US"/>
-        </w:rPr>
-      </w:pPr>
-      <w:r>
-        <w:rPr>
-          <w:rFonts w:ascii="Times New Roman" w:eastAsia="Times New Roman" w:hAnsi="Times New Roman" w:cs="Times New Roman"/>
-          <w:b/>
-          <w:sz w:val="22"/>
-          <w:szCs w:val="22"/>
-          <w:lang w:bidi="ar"/>
-        </w:rPr>
-        <w:t>Agentic AI Frameworks &amp; Generative AI:</w:t>
-      </w:r>
-      <w:r>
-        <w:rPr>
-          <w:rFonts w:ascii="Times New Roman" w:eastAsia="Times New Roman" w:hAnsi="Times New Roman" w:cs="Times New Roman"/>
-          <w:bCs/>
-          <w:sz w:val="22"/>
-          <w:szCs w:val="22"/>
-          <w:u w:val="single"/>
+          <w:lang w:bidi="ar"/>
+        </w:rPr>
+      </w:pPr>
+      <w:r>
+        <w:rPr>
+          <w:rFonts w:ascii="Times New Roman" w:eastAsia="Times New Roman" w:hAnsi="Times New Roman" w:cs="Times New Roman"/>
+          <w:b/>
+          <w:sz w:val="22"/>
+          <w:szCs w:val="22"/>
+          <w:lang w:bidi="ar"/>
+        </w:rPr>
+        <w:t>Compliance:</w:t>
+      </w:r>
+      <w:r>
+        <w:rPr>
+          <w:rFonts w:ascii="Times New Roman" w:eastAsia="Times New Roman" w:hAnsi="Times New Roman" w:cs="Times New Roman"/>
+          <w:bCs/>
+          <w:sz w:val="22"/>
+          <w:szCs w:val="22"/>
           <w:lang w:bidi="ar"/>
         </w:rPr>
         <w:t xml:space="preserve"> </w:t>
@@ -974,117 +1964,7 @@
           <w:szCs w:val="22"/>
           <w:lang w:bidi="ar"/>
         </w:rPr>
-        <w:t xml:space="preserve"> </w:t>
-      </w:r>
-      <w:r>
-        <w:rPr>
-          <w:rFonts w:ascii="Times New Roman" w:eastAsia="Times New Roman" w:hAnsi="Times New Roman" w:cs="Times New Roman"/>
-          <w:bCs/>
-          <w:sz w:val="22"/>
-          <w:szCs w:val="22"/>
-          <w:lang w:eastAsia="en-US"/>
-        </w:rPr>
-        <w:t>LangChain, LangGraph,</w:t>
-      </w:r>
-      <w:r>
-        <w:rPr>
-          <w:rFonts w:ascii="Times New Roman" w:eastAsia="Times New Roman" w:hAnsi="Times New Roman" w:cs="Times New Roman"/>
-          <w:bCs/>
-          <w:sz w:val="22"/>
-          <w:szCs w:val="22"/>
-          <w:lang w:eastAsia="en-US"/>
-        </w:rPr>
-        <w:t xml:space="preserve"> Langfuse,</w:t>
-      </w:r>
-      <w:r>
-        <w:rPr>
-          <w:rFonts w:ascii="Times New Roman" w:eastAsia="Times New Roman" w:hAnsi="Times New Roman" w:cs="Times New Roman"/>
-          <w:bCs/>
-          <w:sz w:val="22"/>
-          <w:szCs w:val="22"/>
-          <w:lang w:eastAsia="en-US"/>
-        </w:rPr>
-        <w:t xml:space="preserve"> CrewAI, AutoGen, LlamaIndex, Semantic Kernel, Agent-to-Agent (A2A) Orchestration, Model Context Protocol (MCP), </w:t>
-      </w:r>
-      <w:r>
-        <w:rPr>
-          <w:rFonts w:ascii="Times New Roman" w:eastAsia="Times New Roman" w:hAnsi="Times New Roman" w:cs="Times New Roman"/>
-          <w:bCs/>
-          <w:sz w:val="22"/>
-          <w:szCs w:val="22"/>
-          <w:lang w:eastAsia="en-US"/>
-        </w:rPr>
-        <w:t xml:space="preserve">coding agents (planner / tool / memory / critic building blocks), single-agent vs multi-agent paradigms, and extensible tool-calling patterns, </w:t>
-      </w:r>
-      <w:r>
-        <w:rPr>
-          <w:rFonts w:ascii="Times New Roman" w:eastAsia="Times New Roman" w:hAnsi="Times New Roman" w:cs="Times New Roman"/>
-          <w:bCs/>
-          <w:sz w:val="22"/>
-          <w:szCs w:val="22"/>
-          <w:lang w:eastAsia="en-US"/>
-        </w:rPr>
-        <w:t xml:space="preserve">Retrieval-Augmented Generation (RAG), GraphRAG, Knowledge Graphs, </w:t>
-      </w:r>
-      <w:r>
-        <w:rPr>
-          <w:rFonts w:ascii="Times New Roman" w:eastAsia="Times New Roman" w:hAnsi="Times New Roman" w:cs="Times New Roman"/>
-          <w:bCs/>
-          <w:sz w:val="22"/>
-          <w:szCs w:val="22"/>
-          <w:lang w:eastAsia="en-US"/>
-        </w:rPr>
-        <w:t>Graph DB</w:t>
-      </w:r>
-      <w:r>
-        <w:rPr>
-          <w:rFonts w:ascii="Times New Roman" w:eastAsia="Times New Roman" w:hAnsi="Times New Roman" w:cs="Times New Roman"/>
-          <w:bCs/>
-          <w:sz w:val="22"/>
-          <w:szCs w:val="22"/>
-          <w:lang w:eastAsia="en-US"/>
-        </w:rPr>
-        <w:t xml:space="preserve"> (Neo4j), Prompt Engineering, PromptLayer, LangSmith,</w:t>
-      </w:r>
-      <w:r>
-        <w:rPr>
-          <w:rFonts w:ascii="Times New Roman" w:eastAsia="Times New Roman" w:hAnsi="Times New Roman" w:cs="Times New Roman"/>
-          <w:bCs/>
-          <w:sz w:val="22"/>
-          <w:szCs w:val="22"/>
-          <w:lang w:eastAsia="en-US"/>
-        </w:rPr>
-        <w:t xml:space="preserve"> advanced RAG (chunking, retrieval optimization), supervisor/plan-execute patterns, memory-optimization,</w:t>
-      </w:r>
-      <w:r>
-        <w:rPr>
-          <w:rFonts w:ascii="Times New Roman" w:eastAsia="Times New Roman" w:hAnsi="Times New Roman" w:cs="Times New Roman"/>
-          <w:bCs/>
-          <w:sz w:val="22"/>
-          <w:szCs w:val="22"/>
-          <w:lang w:eastAsia="en-US"/>
-        </w:rPr>
-        <w:t xml:space="preserve"> Vector Databases / </w:t>
-      </w:r>
-      <w:r>
-        <w:rPr>
-          <w:rFonts w:ascii="Times New Roman" w:eastAsia="Times New Roman" w:hAnsi="Times New Roman" w:cs="Times New Roman"/>
-          <w:bCs/>
-          <w:sz w:val="22"/>
-          <w:szCs w:val="22"/>
-          <w:lang w:eastAsia="en-US"/>
-        </w:rPr>
-        <w:t>Vector DB</w:t>
-      </w:r>
-      <w:r>
-        <w:rPr>
-          <w:rFonts w:ascii="Times New Roman" w:eastAsia="Times New Roman" w:hAnsi="Times New Roman" w:cs="Times New Roman"/>
-          <w:bCs/>
-          <w:sz w:val="22"/>
-          <w:szCs w:val="22"/>
-          <w:lang w:eastAsia="en-US"/>
-        </w:rPr>
-        <w:t xml:space="preserve"> (FAISS, Pinecone), LoRA, PEFT, LLM Integration (GPT-4, Claude, LLaMA, Mistral), OpenAI, Anthropic, Mistral, Hugging Face Transformers, AutoGPT, Summarization Models, Latency Optimization and Low-Latency LLM Inference</w:t>
+        <w:t>HIPAA/PHI, BAA, SOC2, HITRUST, SOX, Basel II.</w:t>
       </w:r>
     </w:p>
     <w:p>
@@ -1094,7 +1974,7 @@
           <w:ilvl w:val="0"/>
           <w:numId w:val="2"/>
         </w:numPr>
-        <w:spacing w:beforeAutospacing="1" w:afterLines="50" w:after="120"/>
+        <w:spacing w:afterLines="50" w:after="120"/>
         <w:jc w:val="left"/>
         <w:outlineLvl w:val="1"/>
         <w:rPr>
@@ -1105,737 +1985,7 @@
           <w:lang w:bidi="ar"/>
         </w:rPr>
       </w:pPr>
-      <w:r>
-        <w:rPr>
-          <w:rFonts w:ascii="Times New Roman" w:eastAsia="Times New Roman" w:hAnsi="Times New Roman" w:cs="Times New Roman"/>
-          <w:b/>
-          <w:sz w:val="22"/>
-          <w:szCs w:val="22"/>
-          <w:lang w:bidi="ar"/>
-        </w:rPr>
-        <w:t>Machine Learning &amp; LLM Operations:</w:t>
-      </w:r>
-      <w:r>
-        <w:rPr>
-          <w:rFonts w:ascii="Times New Roman" w:eastAsia="Times New Roman" w:hAnsi="Times New Roman" w:cs="Times New Roman"/>
-          <w:bCs/>
-          <w:sz w:val="22"/>
-          <w:szCs w:val="22"/>
-          <w:lang w:bidi="ar"/>
-        </w:rPr>
-        <w:t xml:space="preserve"> </w:t>
-      </w:r>
-      <w:r>
-        <w:rPr>
-          <w:rFonts w:ascii="Times New Roman" w:eastAsia="Times New Roman" w:hAnsi="Times New Roman" w:cs="Times New Roman"/>
-          <w:bCs/>
-          <w:sz w:val="22"/>
-          <w:szCs w:val="22"/>
-          <w:lang w:bidi="ar"/>
-        </w:rPr>
-        <w:t xml:space="preserve">LLM Fine-Tuning and Transfer Learning, classical/statistical ML model development and validation, LangSmith &amp; Langfuse monitoring, MLflow Tracking, LLM Ops workflows for research-to-production pipelines, BLEU/ROUGE/Cosine Evaluation, Model Deployment, Performance Optimization, Specification-to-Prompt Conversion, Automated Validation Pipelines, Vertex AI (GCP), Google Agent Space, BigQuery, embedding generation pipelines (OpenAI, Cohere, </w:t>
-      </w:r>
-      <w:r>
-        <w:rPr>
-          <w:rFonts w:ascii="Times New Roman" w:eastAsia="Times New Roman" w:hAnsi="Times New Roman" w:cs="Times New Roman"/>
-          <w:bCs/>
-          <w:sz w:val="22"/>
-          <w:szCs w:val="22"/>
-          <w:lang w:bidi="ar"/>
-        </w:rPr>
-        <w:t>Sentence Transformers</w:t>
-      </w:r>
-      <w:r>
-        <w:rPr>
-          <w:rFonts w:ascii="Times New Roman" w:eastAsia="Times New Roman" w:hAnsi="Times New Roman" w:cs="Times New Roman"/>
-          <w:bCs/>
-          <w:sz w:val="22"/>
-          <w:szCs w:val="22"/>
-          <w:lang w:bidi="ar"/>
-        </w:rPr>
-        <w:t>); RAG and GraphRAG pipelines &amp; evaluation (LangSmith, PromptLayer), optimized LLM latency, token usage, and throughput for high-volume, low-latency inference, LLM fine-tuning research, response-quality optimization, memory-efficient training methods</w:t>
-      </w:r>
-    </w:p>
-    <w:p>
-      <w:pPr>
-        <w:pStyle w:val="ListParagraph"/>
-        <w:numPr>
-          <w:ilvl w:val="0"/>
-          <w:numId w:val="2"/>
-        </w:numPr>
-        <w:spacing w:afterLines="50" w:after="120"/>
-        <w:jc w:val="left"/>
-        <w:outlineLvl w:val="1"/>
-        <w:rPr>
-          <w:rFonts w:ascii="Times New Roman" w:eastAsia="Times New Roman" w:hAnsi="Times New Roman" w:cs="Times New Roman"/>
-          <w:bCs/>
-          <w:sz w:val="22"/>
-          <w:szCs w:val="22"/>
-          <w:lang w:bidi="ar"/>
-        </w:rPr>
-      </w:pPr>
-      <w:r>
-        <w:rPr>
-          <w:rFonts w:ascii="Times New Roman" w:eastAsia="Times New Roman" w:hAnsi="Times New Roman" w:cs="Times New Roman"/>
-          <w:b/>
-          <w:sz w:val="22"/>
-          <w:szCs w:val="22"/>
-          <w:lang w:bidi="ar"/>
-        </w:rPr>
-        <w:t>Backend &amp; Microservices Engineering:</w:t>
-      </w:r>
-      <w:r>
-        <w:rPr>
-          <w:rFonts w:ascii="Times New Roman" w:eastAsia="Times New Roman" w:hAnsi="Times New Roman" w:cs="Times New Roman"/>
-          <w:bCs/>
-          <w:sz w:val="22"/>
-          <w:szCs w:val="22"/>
-          <w:lang w:bidi="ar"/>
-        </w:rPr>
-        <w:t xml:space="preserve"> </w:t>
-      </w:r>
-      <w:r>
-        <w:rPr>
-          <w:rFonts w:ascii="Times New Roman" w:eastAsia="Times New Roman" w:hAnsi="Times New Roman" w:cs="Times New Roman"/>
-          <w:bCs/>
-          <w:sz w:val="22"/>
-          <w:szCs w:val="22"/>
-          <w:lang w:bidi="ar"/>
-        </w:rPr>
-        <w:t>FastAPI, Flask, Docker, Kubernetes (EKS/GKE), Nginx, Ray Serve, Celery, Redis, AWS Fargate, Terraform, CloudFormation, REST/gRPC Service Design</w:t>
-      </w:r>
-      <w:r>
-        <w:rPr>
-          <w:rFonts w:ascii="Times New Roman" w:eastAsia="Times New Roman" w:hAnsi="Times New Roman" w:cs="Times New Roman"/>
-          <w:bCs/>
-          <w:sz w:val="22"/>
-          <w:szCs w:val="22"/>
-          <w:lang w:bidi="ar"/>
-        </w:rPr>
-        <w:t>, C#, Azure DevOps Pipelines, REST API Versioning, Unit &amp; Integration Testing for AI APIs</w:t>
-      </w:r>
-      <w:r>
-        <w:rPr>
-          <w:rFonts w:ascii="Times New Roman" w:eastAsia="Times New Roman" w:hAnsi="Times New Roman" w:cs="Times New Roman"/>
-          <w:bCs/>
-          <w:sz w:val="22"/>
-          <w:szCs w:val="22"/>
-          <w:lang w:bidi="ar"/>
-        </w:rPr>
-        <w:t>, Docker (GCP), Kubernetes / Kubeflow</w:t>
-      </w:r>
-      <w:r>
-        <w:rPr>
-          <w:rFonts w:ascii="Times New Roman" w:eastAsia="Times New Roman" w:hAnsi="Times New Roman" w:cs="Times New Roman"/>
-          <w:bCs/>
-          <w:sz w:val="22"/>
-          <w:szCs w:val="22"/>
-          <w:lang w:bidi="ar"/>
-        </w:rPr>
-        <w:t>, Terraform (IaC) modules, state management, AzureRM provider</w:t>
-      </w:r>
-      <w:r>
-        <w:rPr>
-          <w:rFonts w:ascii="Times New Roman" w:eastAsia="Times New Roman" w:hAnsi="Times New Roman" w:cs="Times New Roman"/>
-          <w:bCs/>
-          <w:sz w:val="22"/>
-          <w:szCs w:val="22"/>
-          <w:lang w:bidi="ar"/>
-        </w:rPr>
-        <w:t>, GPU-based model hosting on cloud and on-prem servers for low-latency LLM inference</w:t>
-      </w:r>
-    </w:p>
-    <w:p>
-      <w:pPr>
-        <w:pStyle w:val="ListParagraph"/>
-        <w:numPr>
-          <w:ilvl w:val="0"/>
-          <w:numId w:val="2"/>
-        </w:numPr>
-        <w:spacing w:afterLines="50" w:after="120"/>
-        <w:jc w:val="left"/>
-        <w:outlineLvl w:val="1"/>
-        <w:rPr>
-          <w:rFonts w:ascii="Times New Roman" w:eastAsia="Times New Roman" w:hAnsi="Times New Roman" w:cs="Times New Roman"/>
-          <w:bCs/>
-          <w:sz w:val="22"/>
-          <w:szCs w:val="22"/>
-          <w:lang w:bidi="ar"/>
-        </w:rPr>
-      </w:pPr>
-      <w:r>
-        <w:rPr>
-          <w:rFonts w:ascii="Times New Roman" w:eastAsia="Times New Roman" w:hAnsi="Times New Roman" w:cs="Times New Roman"/>
-          <w:b/>
-          <w:sz w:val="22"/>
-          <w:szCs w:val="22"/>
-          <w:lang w:eastAsia="en-US"/>
-        </w:rPr>
-        <w:t xml:space="preserve">Data Engineering &amp; Storage: </w:t>
-      </w:r>
-      <w:r>
-        <w:rPr>
-          <w:rFonts w:ascii="Times New Roman" w:eastAsia="Times New Roman" w:hAnsi="Times New Roman" w:cs="Times New Roman"/>
-          <w:bCs/>
-          <w:sz w:val="22"/>
-          <w:szCs w:val="22"/>
-          <w:lang w:eastAsia="en-US"/>
-        </w:rPr>
-        <w:t>ETL Pipelines, Airflow, Databricks, Azure Data Factory, Snowflake, BigQuery, PostgreSQL, MongoDB, DynamoDB, Feature Stores, Delta Tables, Data Versioning</w:t>
-      </w:r>
-      <w:r>
-        <w:rPr>
-          <w:rFonts w:ascii="Times New Roman" w:eastAsia="Times New Roman" w:hAnsi="Times New Roman" w:cs="Times New Roman"/>
-          <w:bCs/>
-          <w:sz w:val="22"/>
-          <w:szCs w:val="22"/>
-          <w:lang w:eastAsia="en-US"/>
-        </w:rPr>
-        <w:t xml:space="preserve">, Knowledge Graph Pipelines and </w:t>
-      </w:r>
-      <w:r>
-        <w:rPr>
-          <w:rFonts w:ascii="Times New Roman" w:eastAsia="Times New Roman" w:hAnsi="Times New Roman" w:cs="Times New Roman"/>
-          <w:bCs/>
-          <w:sz w:val="22"/>
-          <w:szCs w:val="22"/>
-          <w:lang w:eastAsia="en-US"/>
-        </w:rPr>
-        <w:t>Graph DB</w:t>
-      </w:r>
-      <w:r>
-        <w:rPr>
-          <w:rFonts w:ascii="Times New Roman" w:eastAsia="Times New Roman" w:hAnsi="Times New Roman" w:cs="Times New Roman"/>
-          <w:bCs/>
-          <w:sz w:val="22"/>
-          <w:szCs w:val="22"/>
-          <w:lang w:eastAsia="en-US"/>
-        </w:rPr>
-        <w:t xml:space="preserve"> (Neo4j)</w:t>
-      </w:r>
-      <w:r>
-        <w:rPr>
-          <w:rFonts w:ascii="Times New Roman" w:eastAsia="Times New Roman" w:hAnsi="Times New Roman" w:cs="Times New Roman"/>
-          <w:bCs/>
-          <w:sz w:val="22"/>
-          <w:szCs w:val="22"/>
-          <w:lang w:eastAsia="en-US"/>
-        </w:rPr>
-        <w:t>, advanced SQL preprocessing pipelines, text-normalization workflows</w:t>
-      </w:r>
-    </w:p>
-    <w:p>
-      <w:pPr>
-        <w:pStyle w:val="ListParagraph"/>
-        <w:numPr>
-          <w:ilvl w:val="0"/>
-          <w:numId w:val="2"/>
-        </w:numPr>
-        <w:spacing w:afterLines="50" w:after="120"/>
-        <w:jc w:val="left"/>
-        <w:outlineLvl w:val="1"/>
-        <w:rPr>
-          <w:rFonts w:ascii="Times New Roman" w:eastAsia="Times New Roman" w:hAnsi="Times New Roman" w:cs="Times New Roman"/>
-          <w:bCs/>
-          <w:sz w:val="22"/>
-          <w:szCs w:val="22"/>
-          <w:lang w:bidi="ar"/>
-        </w:rPr>
-      </w:pPr>
-      <w:r>
-        <w:rPr>
-          <w:rFonts w:ascii="Times New Roman" w:eastAsia="Times New Roman" w:hAnsi="Times New Roman" w:cs="Times New Roman"/>
-          <w:b/>
-          <w:sz w:val="22"/>
-          <w:szCs w:val="22"/>
-          <w:lang w:bidi="ar"/>
-        </w:rPr>
-        <w:t>Cloud &amp; AI Ecosystem:</w:t>
-      </w:r>
-      <w:r>
-        <w:rPr>
-          <w:rFonts w:ascii="Times New Roman" w:eastAsia="Times New Roman" w:hAnsi="Times New Roman" w:cs="Times New Roman"/>
-          <w:bCs/>
-          <w:sz w:val="22"/>
-          <w:szCs w:val="22"/>
-          <w:u w:val="single"/>
-          <w:lang w:bidi="ar"/>
-        </w:rPr>
-        <w:t xml:space="preserve"> </w:t>
-      </w:r>
-      <w:r>
-        <w:rPr>
-          <w:rFonts w:ascii="Times New Roman" w:eastAsia="Times New Roman" w:hAnsi="Times New Roman" w:cs="Times New Roman"/>
-          <w:bCs/>
-          <w:sz w:val="22"/>
-          <w:szCs w:val="22"/>
-          <w:lang w:bidi="ar"/>
-        </w:rPr>
-        <w:t>Google Cloud Platform (GCP</w:t>
-      </w:r>
-      <w:r>
-        <w:rPr>
-          <w:rFonts w:ascii="Times New Roman" w:eastAsia="Times New Roman" w:hAnsi="Times New Roman" w:cs="Times New Roman"/>
-          <w:bCs/>
-          <w:sz w:val="22"/>
-          <w:szCs w:val="22"/>
-          <w:lang w:bidi="ar"/>
-        </w:rPr>
-        <w:t>, Google Agent Space</w:t>
-      </w:r>
-      <w:r>
-        <w:rPr>
-          <w:rFonts w:ascii="Times New Roman" w:eastAsia="Times New Roman" w:hAnsi="Times New Roman" w:cs="Times New Roman"/>
-          <w:bCs/>
-          <w:sz w:val="22"/>
-          <w:szCs w:val="22"/>
-          <w:lang w:bidi="ar"/>
-        </w:rPr>
-        <w:t>, Vertex AI, BigQuery</w:t>
-      </w:r>
-      <w:r>
-        <w:rPr>
-          <w:rFonts w:ascii="Times New Roman" w:eastAsia="Times New Roman" w:hAnsi="Times New Roman" w:cs="Times New Roman"/>
-          <w:bCs/>
-          <w:sz w:val="22"/>
-          <w:szCs w:val="22"/>
-          <w:lang w:bidi="ar"/>
-        </w:rPr>
-        <w:t>)</w:t>
-      </w:r>
-      <w:r>
-        <w:rPr>
-          <w:rFonts w:ascii="Times New Roman" w:eastAsia="Times New Roman" w:hAnsi="Times New Roman" w:cs="Times New Roman"/>
-          <w:bCs/>
-          <w:sz w:val="22"/>
-          <w:szCs w:val="22"/>
-          <w:lang w:bidi="ar"/>
-        </w:rPr>
-        <w:t>, Cloud Composer (Airflow), Kubeflow, Terraform for GCP</w:t>
-      </w:r>
-      <w:r>
-        <w:rPr>
-          <w:rFonts w:ascii="Times New Roman" w:eastAsia="Times New Roman" w:hAnsi="Times New Roman" w:cs="Times New Roman"/>
-          <w:bCs/>
-          <w:sz w:val="22"/>
-          <w:szCs w:val="22"/>
-          <w:lang w:bidi="ar"/>
-        </w:rPr>
-        <w:t>, Azure GenAI, Azure AI Foundry, Azure Purview (data catalog &amp; classification), Azure Policy &amp; Azure Guardrails (content filtering), Azure Key Vault, AKS, GKE, Google Kubernetes Engine (GKE) deployment &amp; debugging; Kubernetes manifests and Helm; CI/CD for K8s</w:t>
-      </w:r>
-      <w:r>
-        <w:rPr>
-          <w:rFonts w:ascii="Times New Roman" w:eastAsia="Times New Roman" w:hAnsi="Times New Roman" w:cs="Times New Roman"/>
-          <w:bCs/>
-          <w:sz w:val="22"/>
-          <w:szCs w:val="22"/>
-          <w:lang w:bidi="ar"/>
-        </w:rPr>
-        <w:t>, CI/CD: GitHub Actions, GitLab CI, Jenkins; Monitoring: Prometheus, Grafana, ELK Stack; Model hosting: Hugging Face Spaces, Replicate, Modal</w:t>
-      </w:r>
-    </w:p>
-    <w:p>
-      <w:pPr>
-        <w:pStyle w:val="ListParagraph"/>
-        <w:numPr>
-          <w:ilvl w:val="0"/>
-          <w:numId w:val="2"/>
-        </w:numPr>
-        <w:spacing w:before="100" w:beforeAutospacing="1"/>
-        <w:jc w:val="left"/>
-        <w:rPr>
-          <w:rFonts w:ascii="Times New Roman" w:eastAsia="Times New Roman" w:hAnsi="Times New Roman" w:cs="Times New Roman"/>
-          <w:bCs/>
-          <w:sz w:val="22"/>
-          <w:szCs w:val="22"/>
-          <w:lang w:eastAsia="en-US"/>
-        </w:rPr>
-      </w:pPr>
-      <w:r>
-        <w:rPr>
-          <w:rFonts w:ascii="Times New Roman" w:eastAsia="Times New Roman" w:hAnsi="Times New Roman" w:cs="Times New Roman"/>
-          <w:b/>
-          <w:sz w:val="22"/>
-          <w:szCs w:val="22"/>
-          <w:lang w:eastAsia="en-US"/>
-        </w:rPr>
-        <w:t>Languages &amp; Frameworks:</w:t>
-      </w:r>
-      <w:r>
-        <w:rPr>
-          <w:rFonts w:ascii="Times New Roman" w:eastAsia="Times New Roman" w:hAnsi="Times New Roman" w:cs="Times New Roman"/>
-          <w:bCs/>
-          <w:sz w:val="22"/>
-          <w:szCs w:val="22"/>
-          <w:lang w:eastAsia="en-US"/>
-        </w:rPr>
-        <w:t xml:space="preserve"> Python, Flask, FastAPI,</w:t>
-      </w:r>
-      <w:r>
-        <w:rPr>
-          <w:rFonts w:ascii="Times New Roman" w:eastAsia="Times New Roman" w:hAnsi="Times New Roman" w:cs="Times New Roman"/>
-          <w:bCs/>
-          <w:sz w:val="22"/>
-          <w:szCs w:val="22"/>
-          <w:lang w:eastAsia="en-US"/>
-        </w:rPr>
-        <w:t xml:space="preserve"> </w:t>
-      </w:r>
-      <w:r>
-        <w:rPr>
-          <w:rFonts w:ascii="Times New Roman" w:eastAsia="Times New Roman" w:hAnsi="Times New Roman" w:cs="Times New Roman"/>
-          <w:bCs/>
-          <w:sz w:val="22"/>
-          <w:szCs w:val="22"/>
-          <w:lang w:eastAsia="en-US"/>
-        </w:rPr>
-        <w:t>REST/gRPC,</w:t>
-      </w:r>
-      <w:r>
-        <w:rPr>
-          <w:rFonts w:ascii="Times New Roman" w:eastAsia="Times New Roman" w:hAnsi="Times New Roman" w:cs="Times New Roman"/>
-          <w:bCs/>
-          <w:sz w:val="22"/>
-          <w:szCs w:val="22"/>
-          <w:lang w:eastAsia="en-US"/>
-        </w:rPr>
-        <w:t xml:space="preserve"> </w:t>
-      </w:r>
-      <w:r>
-        <w:rPr>
-          <w:rFonts w:ascii="Times New Roman" w:eastAsia="Times New Roman" w:hAnsi="Times New Roman" w:cs="Times New Roman"/>
-          <w:bCs/>
-          <w:sz w:val="22"/>
-          <w:szCs w:val="22"/>
-          <w:lang w:eastAsia="en-US"/>
-        </w:rPr>
-        <w:t>YAML, JSON, Unit Testing (PyTest, xUnit)</w:t>
-      </w:r>
-      <w:r>
-        <w:rPr>
-          <w:rFonts w:ascii="Times New Roman" w:eastAsia="Times New Roman" w:hAnsi="Times New Roman" w:cs="Times New Roman"/>
-          <w:bCs/>
-          <w:sz w:val="22"/>
-          <w:szCs w:val="22"/>
-          <w:lang w:eastAsia="en-US"/>
-        </w:rPr>
-        <w:t>, GitHub (version control &amp; CI), Cloud Build / Cloud Deploy, Azure DevOps (ADO) for Agile projects</w:t>
-      </w:r>
-    </w:p>
-    <w:p>
-      <w:pPr>
-        <w:pStyle w:val="ListParagraph"/>
-        <w:numPr>
-          <w:ilvl w:val="0"/>
-          <w:numId w:val="2"/>
-        </w:numPr>
-        <w:spacing w:afterLines="50" w:after="120"/>
-        <w:jc w:val="left"/>
-        <w:outlineLvl w:val="1"/>
-        <w:rPr>
-          <w:rFonts w:ascii="Times New Roman" w:eastAsia="Times New Roman" w:hAnsi="Times New Roman" w:cs="Times New Roman"/>
-          <w:bCs/>
-          <w:sz w:val="22"/>
-          <w:szCs w:val="22"/>
-          <w:lang w:bidi="ar"/>
-        </w:rPr>
-      </w:pPr>
-      <w:r>
-        <w:rPr>
-          <w:rFonts w:ascii="Times New Roman" w:eastAsia="Times New Roman" w:hAnsi="Times New Roman" w:cs="Times New Roman"/>
-          <w:b/>
-          <w:sz w:val="22"/>
-          <w:szCs w:val="22"/>
-          <w:lang w:bidi="ar"/>
-        </w:rPr>
-        <w:t>Evaluation</w:t>
-      </w:r>
-      <w:r>
-        <w:rPr>
-          <w:rFonts w:ascii="Times New Roman" w:eastAsia="Times New Roman" w:hAnsi="Times New Roman" w:cs="Times New Roman"/>
-          <w:b/>
-          <w:sz w:val="22"/>
-          <w:szCs w:val="22"/>
-          <w:lang w:bidi="ar"/>
-        </w:rPr>
-        <w:t xml:space="preserve">, Monitoring </w:t>
-      </w:r>
-      <w:r>
-        <w:rPr>
-          <w:rFonts w:ascii="Times New Roman" w:eastAsia="Times New Roman" w:hAnsi="Times New Roman" w:cs="Times New Roman"/>
-          <w:b/>
-          <w:sz w:val="22"/>
-          <w:szCs w:val="22"/>
-          <w:lang w:bidi="ar"/>
-        </w:rPr>
-        <w:t>&amp; Observability Tools</w:t>
-      </w:r>
-      <w:r>
-        <w:rPr>
-          <w:rFonts w:ascii="Times New Roman" w:eastAsia="Times New Roman" w:hAnsi="Times New Roman" w:cs="Times New Roman"/>
-          <w:b/>
-          <w:sz w:val="22"/>
-          <w:szCs w:val="22"/>
-          <w:u w:val="single"/>
-          <w:lang w:bidi="ar"/>
-        </w:rPr>
-        <w:t>:</w:t>
-      </w:r>
-      <w:r>
-        <w:rPr>
-          <w:rFonts w:ascii="Times New Roman" w:eastAsia="Times New Roman" w:hAnsi="Times New Roman" w:cs="Times New Roman"/>
-          <w:bCs/>
-          <w:sz w:val="22"/>
-          <w:szCs w:val="22"/>
-          <w:lang w:bidi="ar"/>
-        </w:rPr>
-        <w:t xml:space="preserve"> </w:t>
-      </w:r>
-      <w:r>
-        <w:rPr>
-          <w:rFonts w:ascii="Times New Roman" w:eastAsia="Times New Roman" w:hAnsi="Times New Roman" w:cs="Times New Roman"/>
-          <w:bCs/>
-          <w:sz w:val="22"/>
-          <w:szCs w:val="22"/>
-          <w:lang w:bidi="ar"/>
-        </w:rPr>
-        <w:t>LangSmith, PromptLayer, Evidently AI, BLEU/ROUGE Dashboards, Power BI, Tableau, Logging, Drift &amp; Bias Detection, Model Trace Lineage</w:t>
-      </w:r>
-      <w:r>
-        <w:rPr>
-          <w:rFonts w:ascii="Times New Roman" w:eastAsia="Times New Roman" w:hAnsi="Times New Roman" w:cs="Times New Roman"/>
-          <w:bCs/>
-          <w:sz w:val="22"/>
-          <w:szCs w:val="22"/>
-          <w:lang w:bidi="ar"/>
-        </w:rPr>
-        <w:t xml:space="preserve"> (end-to-end LLM observability and tracing).</w:t>
-      </w:r>
-    </w:p>
-    <w:p>
-      <w:pPr>
-        <w:pStyle w:val="ListParagraph"/>
-        <w:numPr>
-          <w:ilvl w:val="0"/>
-          <w:numId w:val="2"/>
-        </w:numPr>
-        <w:spacing w:afterLines="50" w:after="120"/>
-        <w:jc w:val="left"/>
-        <w:outlineLvl w:val="1"/>
-        <w:rPr>
-          <w:rFonts w:ascii="Times New Roman" w:eastAsia="Times New Roman" w:hAnsi="Times New Roman" w:cs="Times New Roman"/>
-          <w:bCs/>
-          <w:sz w:val="22"/>
-          <w:szCs w:val="22"/>
-          <w:lang w:bidi="ar"/>
-        </w:rPr>
-      </w:pPr>
-      <w:r>
-        <w:rPr>
-          <w:rFonts w:ascii="Times New Roman" w:eastAsia="Times New Roman" w:hAnsi="Times New Roman" w:cs="Times New Roman"/>
-          <w:b/>
-          <w:sz w:val="22"/>
-          <w:szCs w:val="22"/>
-          <w:lang w:eastAsia="en-US"/>
-        </w:rPr>
-        <w:t>Security</w:t>
-      </w:r>
-      <w:r>
-        <w:rPr>
-          <w:rFonts w:ascii="Times New Roman" w:eastAsia="Times New Roman" w:hAnsi="Times New Roman" w:cs="Times New Roman"/>
-          <w:b/>
-          <w:sz w:val="22"/>
-          <w:szCs w:val="22"/>
-          <w:lang w:eastAsia="en-US"/>
-        </w:rPr>
-        <w:t>, Compliance</w:t>
-      </w:r>
-      <w:r>
-        <w:rPr>
-          <w:rFonts w:ascii="Times New Roman" w:eastAsia="Times New Roman" w:hAnsi="Times New Roman" w:cs="Times New Roman"/>
-          <w:b/>
-          <w:sz w:val="22"/>
-          <w:szCs w:val="22"/>
-          <w:lang w:eastAsia="en-US"/>
-        </w:rPr>
-        <w:t xml:space="preserve"> &amp; Governance:</w:t>
-      </w:r>
-      <w:r>
-        <w:rPr>
-          <w:rFonts w:ascii="Times New Roman" w:eastAsia="Times New Roman" w:hAnsi="Times New Roman" w:cs="Times New Roman"/>
-          <w:bCs/>
-          <w:sz w:val="22"/>
-          <w:szCs w:val="22"/>
-          <w:lang w:eastAsia="en-US"/>
-        </w:rPr>
-        <w:t xml:space="preserve"> </w:t>
-      </w:r>
-      <w:r>
-        <w:rPr>
-          <w:rFonts w:ascii="Times New Roman" w:eastAsia="Times New Roman" w:hAnsi="Times New Roman" w:cs="Times New Roman"/>
-          <w:bCs/>
-          <w:sz w:val="22"/>
-          <w:szCs w:val="22"/>
-          <w:lang w:eastAsia="en-US"/>
-        </w:rPr>
-        <w:t>RBAC, IAM Policies, KMS Encryption, Secrets Manager, SOX &amp; HIPAA Compliance, Responsible AI, Bias &amp; Fairness Auditing, Secure Model Governance</w:t>
-      </w:r>
-    </w:p>
-    <w:p>
-      <w:pPr>
-        <w:pStyle w:val="ListParagraph"/>
-        <w:numPr>
-          <w:ilvl w:val="0"/>
-          <w:numId w:val="2"/>
-        </w:numPr>
-        <w:spacing w:afterLines="50" w:after="120"/>
-        <w:jc w:val="left"/>
-        <w:outlineLvl w:val="1"/>
-        <w:rPr>
-          <w:rFonts w:ascii="Times New Roman" w:eastAsia="Times New Roman" w:hAnsi="Times New Roman" w:cs="Times New Roman"/>
-          <w:bCs/>
-          <w:sz w:val="22"/>
-          <w:szCs w:val="22"/>
-          <w:lang w:bidi="ar"/>
-        </w:rPr>
-      </w:pPr>
-      <w:r>
-        <w:rPr>
-          <w:rFonts w:ascii="Times New Roman" w:eastAsia="Times New Roman" w:hAnsi="Times New Roman" w:cs="Times New Roman"/>
-          <w:b/>
-          <w:sz w:val="22"/>
-          <w:szCs w:val="22"/>
-          <w:lang w:bidi="ar"/>
-        </w:rPr>
-        <w:t xml:space="preserve">Collaboration &amp; </w:t>
-      </w:r>
-      <w:r>
-        <w:rPr>
-          <w:rFonts w:ascii="Times New Roman" w:eastAsia="Times New Roman" w:hAnsi="Times New Roman" w:cs="Times New Roman"/>
-          <w:b/>
-          <w:sz w:val="22"/>
-          <w:szCs w:val="22"/>
-          <w:lang w:bidi="ar"/>
-        </w:rPr>
-        <w:t>Leadership:</w:t>
-      </w:r>
-      <w:r>
-        <w:rPr>
-          <w:rFonts w:ascii="Times New Roman" w:hAnsi="Times New Roman" w:cs="Times New Roman"/>
-          <w:bCs/>
-          <w:sz w:val="22"/>
-          <w:szCs w:val="22"/>
-        </w:rPr>
-        <w:t xml:space="preserve"> </w:t>
-      </w:r>
-      <w:r>
-        <w:rPr>
-          <w:rFonts w:ascii="Times New Roman" w:eastAsia="Times New Roman" w:hAnsi="Times New Roman" w:cs="Times New Roman"/>
-          <w:bCs/>
-          <w:sz w:val="22"/>
-          <w:szCs w:val="22"/>
-          <w:lang w:bidi="ar"/>
-        </w:rPr>
-        <w:t xml:space="preserve">Technical Leadership, Team Mentoring, Agile &amp; Scrum, Stakeholder </w:t>
-      </w:r>
-      <w:r>
-        <w:rPr>
-          <w:rFonts w:ascii="Times New Roman" w:eastAsia="Times New Roman" w:hAnsi="Times New Roman" w:cs="Times New Roman"/>
-          <w:bCs/>
-          <w:sz w:val="22"/>
-          <w:szCs w:val="22"/>
-          <w:lang w:bidi="ar"/>
-        </w:rPr>
-        <w:t>Communication,</w:t>
-      </w:r>
-      <w:r>
-        <w:rPr>
-          <w:rFonts w:ascii="Times New Roman" w:eastAsia="Times New Roman" w:hAnsi="Times New Roman" w:cs="Times New Roman"/>
-          <w:bCs/>
-          <w:sz w:val="22"/>
-          <w:szCs w:val="22"/>
-          <w:lang w:bidi="ar"/>
-        </w:rPr>
-        <w:t xml:space="preserve"> Analytical Problem Solving, Ethical AI Advocacy, Continuous Learning</w:t>
-      </w:r>
-      <w:r>
-        <w:rPr>
-          <w:rFonts w:ascii="Times New Roman" w:eastAsia="Times New Roman" w:hAnsi="Times New Roman" w:cs="Times New Roman"/>
-          <w:bCs/>
-          <w:sz w:val="22"/>
-          <w:szCs w:val="22"/>
-          <w:lang w:bidi="ar"/>
-        </w:rPr>
-        <w:t>.</w:t>
-      </w:r>
-    </w:p>
-    <w:p>
-      <w:pPr>
-        <w:pStyle w:val="ListParagraph"/>
-        <w:numPr>
-          <w:ilvl w:val="0"/>
-          <w:numId w:val="2"/>
-        </w:numPr>
-        <w:spacing w:afterLines="50" w:after="120"/>
-        <w:jc w:val="left"/>
-        <w:outlineLvl w:val="1"/>
-        <w:rPr>
-          <w:rFonts w:ascii="Times New Roman" w:eastAsia="Times New Roman" w:hAnsi="Times New Roman" w:cs="Times New Roman"/>
-          <w:bCs/>
-          <w:sz w:val="22"/>
-          <w:szCs w:val="22"/>
-          <w:lang w:bidi="ar"/>
-        </w:rPr>
-      </w:pPr>
-      <w:r>
-        <w:rPr>
-          <w:rFonts w:ascii="Times New Roman" w:eastAsia="Times New Roman" w:hAnsi="Times New Roman" w:cs="Times New Roman"/>
-          <w:b/>
-          <w:sz w:val="22"/>
-          <w:szCs w:val="22"/>
-          <w:lang w:bidi="ar"/>
-        </w:rPr>
-        <w:t>Enterprise AI Platforms:</w:t>
-      </w:r>
-      <w:r>
-        <w:rPr>
-          <w:rFonts w:ascii="Times New Roman" w:eastAsia="Times New Roman" w:hAnsi="Times New Roman" w:cs="Times New Roman"/>
-          <w:b/>
-          <w:sz w:val="22"/>
-          <w:szCs w:val="22"/>
-          <w:lang w:bidi="ar"/>
-        </w:rPr>
-        <w:t xml:space="preserve"> </w:t>
-      </w:r>
-      <w:r>
-        <w:rPr>
-          <w:rFonts w:ascii="Times New Roman" w:eastAsia="Times New Roman" w:hAnsi="Times New Roman" w:cs="Times New Roman"/>
-          <w:bCs/>
-          <w:sz w:val="22"/>
-          <w:szCs w:val="22"/>
-          <w:lang w:bidi="ar"/>
-        </w:rPr>
-        <w:t>Claude Enterprise, ChatGPT Enterprise, Microsoft Copilot Studio.</w:t>
-      </w:r>
-    </w:p>
-    <w:p>
-      <w:pPr>
-        <w:pStyle w:val="ListParagraph"/>
-        <w:numPr>
-          <w:ilvl w:val="0"/>
-          <w:numId w:val="2"/>
-        </w:numPr>
-        <w:spacing w:afterLines="50" w:after="120"/>
-        <w:jc w:val="left"/>
-        <w:outlineLvl w:val="1"/>
-        <w:rPr>
-          <w:rFonts w:ascii="Times New Roman" w:eastAsia="Times New Roman" w:hAnsi="Times New Roman" w:cs="Times New Roman"/>
-          <w:bCs/>
-          <w:sz w:val="22"/>
-          <w:szCs w:val="22"/>
-          <w:lang w:bidi="ar"/>
-        </w:rPr>
-      </w:pPr>
+      <w:proofErr w:type="spellStart"/>
       <w:r>
         <w:rPr>
           <w:rFonts w:ascii="Times New Roman" w:eastAsia="Times New Roman" w:hAnsi="Times New Roman" w:cs="Times New Roman"/>
@@ -1845,144 +1995,6 @@
           <w:lang w:bidi="ar"/>
         </w:rPr>
         <w:lastRenderedPageBreak/>
-        <w:t>IAM &amp; Security: Okta</w:t>
-      </w:r>
-      <w:r>
-        <w:rPr>
-          <w:rFonts w:ascii="Times New Roman" w:eastAsia="Times New Roman" w:hAnsi="Times New Roman" w:cs="Times New Roman"/>
-          <w:bCs/>
-          <w:sz w:val="22"/>
-          <w:szCs w:val="22"/>
-          <w:lang w:bidi="ar"/>
-        </w:rPr>
-        <w:t xml:space="preserve"> SSO, SCIM Provisioning, CyberArk, Entra ID (Azure AD), RBAC.</w:t>
-      </w:r>
-    </w:p>
-    <w:p>
-      <w:pPr>
-        <w:pStyle w:val="ListParagraph"/>
-        <w:numPr>
-          <w:ilvl w:val="0"/>
-          <w:numId w:val="2"/>
-        </w:numPr>
-        <w:spacing w:afterLines="50" w:after="120"/>
-        <w:jc w:val="left"/>
-        <w:outlineLvl w:val="1"/>
-        <w:rPr>
-          <w:rFonts w:ascii="Times New Roman" w:eastAsia="Times New Roman" w:hAnsi="Times New Roman" w:cs="Times New Roman"/>
-          <w:bCs/>
-          <w:sz w:val="22"/>
-          <w:szCs w:val="22"/>
-          <w:lang w:bidi="ar"/>
-        </w:rPr>
-      </w:pPr>
-      <w:r>
-        <w:rPr>
-          <w:rFonts w:ascii="Times New Roman" w:eastAsia="Times New Roman" w:hAnsi="Times New Roman" w:cs="Times New Roman"/>
-          <w:b/>
-          <w:sz w:val="22"/>
-          <w:szCs w:val="22"/>
-          <w:lang w:bidi="ar"/>
-        </w:rPr>
-        <w:t>Observability:</w:t>
-      </w:r>
-      <w:r>
-        <w:rPr>
-          <w:rFonts w:ascii="Times New Roman" w:eastAsia="Times New Roman" w:hAnsi="Times New Roman" w:cs="Times New Roman"/>
-          <w:bCs/>
-          <w:sz w:val="22"/>
-          <w:szCs w:val="22"/>
-          <w:lang w:bidi="ar"/>
-        </w:rPr>
-        <w:t xml:space="preserve"> </w:t>
-      </w:r>
-      <w:r>
-        <w:rPr>
-          <w:rFonts w:ascii="Times New Roman" w:eastAsia="Times New Roman" w:hAnsi="Times New Roman" w:cs="Times New Roman"/>
-          <w:bCs/>
-          <w:sz w:val="22"/>
-          <w:szCs w:val="22"/>
-          <w:lang w:bidi="ar"/>
-        </w:rPr>
-        <w:t>Splunk, Azure Application Insights, KQL, Log Analytics.</w:t>
-      </w:r>
-    </w:p>
-    <w:p>
-      <w:pPr>
-        <w:pStyle w:val="ListParagraph"/>
-        <w:numPr>
-          <w:ilvl w:val="0"/>
-          <w:numId w:val="2"/>
-        </w:numPr>
-        <w:spacing w:afterLines="50" w:after="120"/>
-        <w:jc w:val="left"/>
-        <w:outlineLvl w:val="1"/>
-        <w:rPr>
-          <w:rFonts w:ascii="Times New Roman" w:eastAsia="Times New Roman" w:hAnsi="Times New Roman" w:cs="Times New Roman"/>
-          <w:bCs/>
-          <w:sz w:val="22"/>
-          <w:szCs w:val="22"/>
-          <w:lang w:bidi="ar"/>
-        </w:rPr>
-      </w:pPr>
-      <w:r>
-        <w:rPr>
-          <w:rFonts w:ascii="Times New Roman" w:eastAsia="Times New Roman" w:hAnsi="Times New Roman" w:cs="Times New Roman"/>
-          <w:b/>
-          <w:sz w:val="22"/>
-          <w:szCs w:val="22"/>
-          <w:lang w:bidi="ar"/>
-        </w:rPr>
-        <w:t>Compliance:</w:t>
-      </w:r>
-      <w:r>
-        <w:rPr>
-          <w:rFonts w:ascii="Times New Roman" w:eastAsia="Times New Roman" w:hAnsi="Times New Roman" w:cs="Times New Roman"/>
-          <w:bCs/>
-          <w:sz w:val="22"/>
-          <w:szCs w:val="22"/>
-          <w:lang w:bidi="ar"/>
-        </w:rPr>
-        <w:t xml:space="preserve"> </w:t>
-      </w:r>
-      <w:r>
-        <w:rPr>
-          <w:rFonts w:ascii="Times New Roman" w:eastAsia="Times New Roman" w:hAnsi="Times New Roman" w:cs="Times New Roman"/>
-          <w:bCs/>
-          <w:sz w:val="22"/>
-          <w:szCs w:val="22"/>
-          <w:lang w:bidi="ar"/>
-        </w:rPr>
-        <w:t>HIPAA/PHI, BAA, SOC2, HITRUST, SOX, Basel II.</w:t>
-      </w:r>
-    </w:p>
-    <w:p>
-      <w:pPr>
-        <w:pStyle w:val="ListParagraph"/>
-        <w:numPr>
-          <w:ilvl w:val="0"/>
-          <w:numId w:val="2"/>
-        </w:numPr>
-        <w:spacing w:afterLines="50" w:after="120"/>
-        <w:jc w:val="left"/>
-        <w:outlineLvl w:val="1"/>
-        <w:rPr>
-          <w:rFonts w:ascii="Times New Roman" w:eastAsia="Times New Roman" w:hAnsi="Times New Roman" w:cs="Times New Roman"/>
-          <w:bCs/>
-          <w:sz w:val="22"/>
-          <w:szCs w:val="22"/>
-          <w:lang w:bidi="ar"/>
-        </w:rPr>
-      </w:pPr>
-      <w:proofErr w:type="spellStart"/>
-      <w:r>
-        <w:rPr>
-          <w:rFonts w:ascii="Times New Roman" w:eastAsia="Times New Roman" w:hAnsi="Times New Roman" w:cs="Times New Roman"/>
-          <w:b/>
-          <w:sz w:val="22"/>
-          <w:szCs w:val="22"/>
-          <w:lang w:bidi="ar"/>
-        </w:rPr>
         <w:t>Admin&amp;Ops</w:t>
       </w:r>
       <w:proofErr w:type="spellEnd"/>
@@ -2943,33 +2955,33 @@
           <w:sz w:val="22"/>
           <w:szCs w:val="22"/>
         </w:rPr>
+        <w:t>Fine-tuned LLMs using LoRA and QLoRA techniques, and integrated Google Gemini for advanced multimodal generation. Developed workflows for regulatory report automation and context-aware knowledge retrieval.</w:t>
+      </w:r>
+    </w:p>
+    <w:p>
+      <w:pPr>
+        <w:pStyle w:val="NormalWeb"/>
+        <w:numPr>
+          <w:ilvl w:val="0"/>
+          <w:numId w:val="38"/>
+        </w:numPr>
+        <w:spacing w:before="100" w:after="100" w:line="240" w:lineRule="auto"/>
+        <w:jc w:val="left"/>
+        <w:rPr>
+          <w:rFonts w:ascii="Times New Roman" w:hAnsi="Times New Roman"/>
+          <w:bCs/>
+          <w:sz w:val="22"/>
+          <w:szCs w:val="22"/>
+        </w:rPr>
+      </w:pPr>
+      <w:r>
+        <w:rPr>
+          <w:rFonts w:ascii="Times New Roman" w:hAnsi="Times New Roman"/>
+          <w:bCs/>
+          <w:sz w:val="22"/>
+          <w:szCs w:val="22"/>
+        </w:rPr>
         <w:lastRenderedPageBreak/>
-        <w:t>Fine-tuned LLMs using LoRA and QLoRA techniques, and integrated Google Gemini for advanced multimodal generation. Developed workflows for regulatory report automation and context-aware knowledge retrieval.</w:t>
-      </w:r>
-    </w:p>
-    <w:p>
-      <w:pPr>
-        <w:pStyle w:val="NormalWeb"/>
-        <w:numPr>
-          <w:ilvl w:val="0"/>
-          <w:numId w:val="38"/>
-        </w:numPr>
-        <w:spacing w:before="100" w:after="100" w:line="240" w:lineRule="auto"/>
-        <w:jc w:val="left"/>
-        <w:rPr>
-          <w:rFonts w:ascii="Times New Roman" w:hAnsi="Times New Roman"/>
-          <w:bCs/>
-          <w:sz w:val="22"/>
-          <w:szCs w:val="22"/>
-        </w:rPr>
-      </w:pPr>
-      <w:r>
-        <w:rPr>
-          <w:rFonts w:ascii="Times New Roman" w:hAnsi="Times New Roman"/>
-          <w:bCs/>
-          <w:sz w:val="22"/>
-          <w:szCs w:val="22"/>
-        </w:rPr>
         <w:t>Designed and developed Node.js and Express-based backend services to expose RESTful APIs for LLM inference and RAG pipelines. Enabled secure, low-latency communication between ReactJS frontends and AI services.</w:t>
       </w:r>
     </w:p>
@@ -3721,33 +3733,33 @@
           <w:szCs w:val="22"/>
           <w:lang w:eastAsia="en-US"/>
         </w:rPr>
+        <w:t>Collaborated with the business intelligence team to define and track the first set of conversational analytics for the nascent chatbot, establishing baselines for containment rate and first-contact resolution.</w:t>
+      </w:r>
+    </w:p>
+    <w:p>
+      <w:pPr>
+        <w:pStyle w:val="NormalWeb"/>
+        <w:numPr>
+          <w:ilvl w:val="0"/>
+          <w:numId w:val="37"/>
+        </w:numPr>
+        <w:spacing w:before="100" w:after="0" w:line="240" w:lineRule="auto"/>
+        <w:jc w:val="left"/>
+        <w:rPr>
+          <w:rFonts w:ascii="Times New Roman" w:hAnsi="Times New Roman"/>
+          <w:bCs/>
+          <w:sz w:val="22"/>
+          <w:szCs w:val="22"/>
+        </w:rPr>
+      </w:pPr>
+      <w:r>
+        <w:rPr>
+          <w:rFonts w:ascii="Times New Roman" w:hAnsi="Times New Roman"/>
+          <w:bCs/>
+          <w:sz w:val="22"/>
+          <w:szCs w:val="22"/>
+        </w:rPr>
         <w:lastRenderedPageBreak/>
-        <w:t>Collaborated with the business intelligence team to define and track the first set of conversational analytics for the nascent chatbot, establishing baselines for containment rate and first-contact resolution.</w:t>
-      </w:r>
-    </w:p>
-    <w:p>
-      <w:pPr>
-        <w:pStyle w:val="NormalWeb"/>
-        <w:numPr>
-          <w:ilvl w:val="0"/>
-          <w:numId w:val="37"/>
-        </w:numPr>
-        <w:spacing w:before="100" w:after="0" w:line="240" w:lineRule="auto"/>
-        <w:jc w:val="left"/>
-        <w:rPr>
-          <w:rFonts w:ascii="Times New Roman" w:hAnsi="Times New Roman"/>
-          <w:bCs/>
-          <w:sz w:val="22"/>
-          <w:szCs w:val="22"/>
-        </w:rPr>
-      </w:pPr>
-      <w:r>
-        <w:rPr>
-          <w:rFonts w:ascii="Times New Roman" w:hAnsi="Times New Roman"/>
-          <w:bCs/>
-          <w:sz w:val="22"/>
-          <w:szCs w:val="22"/>
-        </w:rPr>
         <w:t>Established robust MLOps workflows using Docker and AWS SageMaker for model deployment, integrating CI/CD pipelines to enable rapid iteration, testing, and reliable deployment of AI components in a high-traffic environment.</w:t>
       </w:r>
     </w:p>
@@ -4630,63 +4642,63 @@
           <w:szCs w:val="22"/>
           <w:lang w:eastAsia="en-US"/>
         </w:rPr>
+        <w:t>Reduced fraud investigation turnaround from hours to minutes through automated document triage and contextual summarization.</w:t>
+      </w:r>
+    </w:p>
+    <w:p>
+      <w:pPr>
+        <w:pStyle w:val="ListParagraph"/>
+        <w:numPr>
+          <w:ilvl w:val="0"/>
+          <w:numId w:val="26"/>
+        </w:numPr>
+        <w:spacing w:afterLines="66" w:after="158"/>
+        <w:jc w:val="left"/>
+        <w:rPr>
+          <w:rFonts w:ascii="Times New Roman" w:eastAsia="Times New Roman" w:hAnsi="Times New Roman" w:cs="Times New Roman"/>
+          <w:bCs/>
+          <w:sz w:val="22"/>
+          <w:szCs w:val="22"/>
+          <w:lang w:eastAsia="en-US"/>
+        </w:rPr>
+      </w:pPr>
+      <w:r>
+        <w:rPr>
+          <w:rFonts w:ascii="Times New Roman" w:eastAsia="Times New Roman" w:hAnsi="Times New Roman" w:cs="Times New Roman"/>
+          <w:bCs/>
+          <w:sz w:val="22"/>
+          <w:szCs w:val="22"/>
+          <w:lang w:eastAsia="en-US"/>
+        </w:rPr>
+        <w:t>Improved operational efficiency by implementing retrieval-augmented context prompts in the decision flow.</w:t>
+      </w:r>
+    </w:p>
+    <w:p>
+      <w:pPr>
+        <w:pStyle w:val="ListParagraph"/>
+        <w:numPr>
+          <w:ilvl w:val="0"/>
+          <w:numId w:val="26"/>
+        </w:numPr>
+        <w:spacing w:afterLines="66" w:after="158"/>
+        <w:jc w:val="left"/>
+        <w:rPr>
+          <w:rFonts w:ascii="Times New Roman" w:eastAsia="Times New Roman" w:hAnsi="Times New Roman" w:cs="Times New Roman"/>
+          <w:bCs/>
+          <w:sz w:val="22"/>
+          <w:szCs w:val="22"/>
+          <w:lang w:eastAsia="en-US"/>
+        </w:rPr>
+      </w:pPr>
+      <w:r>
+        <w:rPr>
+          <w:rFonts w:ascii="Times New Roman" w:eastAsia="Times New Roman" w:hAnsi="Times New Roman" w:cs="Times New Roman"/>
+          <w:bCs/>
+          <w:sz w:val="22"/>
+          <w:szCs w:val="22"/>
+          <w:lang w:eastAsia="en-US"/>
+        </w:rPr>
         <w:lastRenderedPageBreak/>
-        <w:t>Reduced fraud investigation turnaround from hours to minutes through automated document triage and contextual summarization.</w:t>
-      </w:r>
-    </w:p>
-    <w:p>
-      <w:pPr>
-        <w:pStyle w:val="ListParagraph"/>
-        <w:numPr>
-          <w:ilvl w:val="0"/>
-          <w:numId w:val="26"/>
-        </w:numPr>
-        <w:spacing w:afterLines="66" w:after="158"/>
-        <w:jc w:val="left"/>
-        <w:rPr>
-          <w:rFonts w:ascii="Times New Roman" w:eastAsia="Times New Roman" w:hAnsi="Times New Roman" w:cs="Times New Roman"/>
-          <w:bCs/>
-          <w:sz w:val="22"/>
-          <w:szCs w:val="22"/>
-          <w:lang w:eastAsia="en-US"/>
-        </w:rPr>
-      </w:pPr>
-      <w:r>
-        <w:rPr>
-          <w:rFonts w:ascii="Times New Roman" w:eastAsia="Times New Roman" w:hAnsi="Times New Roman" w:cs="Times New Roman"/>
-          <w:bCs/>
-          <w:sz w:val="22"/>
-          <w:szCs w:val="22"/>
-          <w:lang w:eastAsia="en-US"/>
-        </w:rPr>
-        <w:t>Improved operational efficiency by implementing retrieval-augmented context prompts in the decision flow.</w:t>
-      </w:r>
-    </w:p>
-    <w:p>
-      <w:pPr>
-        <w:pStyle w:val="ListParagraph"/>
-        <w:numPr>
-          <w:ilvl w:val="0"/>
-          <w:numId w:val="26"/>
-        </w:numPr>
-        <w:spacing w:afterLines="66" w:after="158"/>
-        <w:jc w:val="left"/>
-        <w:rPr>
-          <w:rFonts w:ascii="Times New Roman" w:eastAsia="Times New Roman" w:hAnsi="Times New Roman" w:cs="Times New Roman"/>
-          <w:bCs/>
-          <w:sz w:val="22"/>
-          <w:szCs w:val="22"/>
-          <w:lang w:eastAsia="en-US"/>
-        </w:rPr>
-      </w:pPr>
-      <w:r>
-        <w:rPr>
-          <w:rFonts w:ascii="Times New Roman" w:eastAsia="Times New Roman" w:hAnsi="Times New Roman" w:cs="Times New Roman"/>
-          <w:bCs/>
-          <w:sz w:val="22"/>
-          <w:szCs w:val="22"/>
-          <w:lang w:eastAsia="en-US"/>
-        </w:rPr>
         <w:t>Delivered a production-grade Agentic Fraud Analytics Suite now supporting multiple global compliance and risk teams.</w:t>
       </w:r>
     </w:p>
@@ -5759,7 +5771,6 @@
           <w:szCs w:val="22"/>
           <w:lang w:val="en-IN"/>
         </w:rPr>
-        <w:lastRenderedPageBreak/>
         <w:t>Introduced hypothesis-driven forecasting experimentation, significantly improving predictive reliability under seasonal disruptions.</w:t>
       </w:r>
     </w:p>
@@ -5793,7 +5804,18 @@
           <w:szCs w:val="22"/>
           <w:lang w:val="en-IN"/>
         </w:rPr>
-        <w:t>Leveraged Seaborn and Matplotlib to create complex multi-variate visualizations for 'storytelling' promotional lift to executive stakeholders, securing buy-in for cross-category marketing spend.</w:t>
+        <w:t xml:space="preserve">Leveraged Seaborn and Matplotlib to create complex multi-variate visualizations for 'storytelling' promotional lift </w:t>
+      </w:r>
+      <w:r>
+        <w:rPr>
+          <w:rFonts w:ascii="Times New Roman" w:hAnsi="Times New Roman" w:cs="Times New Roman"/>
+          <w:bCs/>
+          <w:sz w:val="22"/>
+          <w:szCs w:val="22"/>
+          <w:lang w:val="en-IN"/>
+        </w:rPr>
+        <w:lastRenderedPageBreak/>
+        <w:t>to executive stakeholders, securing buy-in for cross-category marketing spend.</w:t>
       </w:r>
     </w:p>
     <w:p>
@@ -6836,34 +6858,34 @@
           <w:szCs w:val="22"/>
           <w:lang w:bidi="ar"/>
         </w:rPr>
+        <w:t>Collaborated with senior analysts and managers to validate results, ensuring alignment with business goals.</w:t>
+      </w:r>
+    </w:p>
+    <w:p>
+      <w:pPr>
+        <w:numPr>
+          <w:ilvl w:val="0"/>
+          <w:numId w:val="35"/>
+        </w:numPr>
+        <w:spacing w:after="120" w:line="276" w:lineRule="auto"/>
+        <w:jc w:val="left"/>
+        <w:rPr>
+          <w:rFonts w:ascii="Times New Roman" w:eastAsia="Times New Roman" w:hAnsi="Times New Roman" w:cs="Times New Roman"/>
+          <w:bCs/>
+          <w:sz w:val="22"/>
+          <w:szCs w:val="22"/>
+          <w:lang w:bidi="ar"/>
+        </w:rPr>
+      </w:pPr>
+      <w:r>
+        <w:rPr>
+          <w:rFonts w:ascii="Times New Roman" w:eastAsia="Times New Roman" w:hAnsi="Times New Roman" w:cs="Times New Roman"/>
+          <w:bCs/>
+          <w:sz w:val="22"/>
+          <w:szCs w:val="22"/>
+          <w:lang w:bidi="ar"/>
+        </w:rPr>
         <w:lastRenderedPageBreak/>
-        <w:t>Collaborated with senior analysts and managers to validate results, ensuring alignment with business goals.</w:t>
-      </w:r>
-    </w:p>
-    <w:p>
-      <w:pPr>
-        <w:numPr>
-          <w:ilvl w:val="0"/>
-          <w:numId w:val="35"/>
-        </w:numPr>
-        <w:spacing w:after="120" w:line="276" w:lineRule="auto"/>
-        <w:jc w:val="left"/>
-        <w:rPr>
-          <w:rFonts w:ascii="Times New Roman" w:eastAsia="Times New Roman" w:hAnsi="Times New Roman" w:cs="Times New Roman"/>
-          <w:bCs/>
-          <w:sz w:val="22"/>
-          <w:szCs w:val="22"/>
-          <w:lang w:bidi="ar"/>
-        </w:rPr>
-      </w:pPr>
-      <w:r>
-        <w:rPr>
-          <w:rFonts w:ascii="Times New Roman" w:eastAsia="Times New Roman" w:hAnsi="Times New Roman" w:cs="Times New Roman"/>
-          <w:bCs/>
-          <w:sz w:val="22"/>
-          <w:szCs w:val="22"/>
-          <w:lang w:bidi="ar"/>
-        </w:rPr>
         <w:t>Participated in team meetings and review sessions to improve reporting accuracy and address stakeholder feedback.</w:t>
       </w:r>
     </w:p>
